--- a/word/reference.docx
+++ b/word/reference.docx
@@ -385,7 +385,7 @@
     <w:rPr>
       <w:rFonts w:ascii="Times New Roman" w:hAnsi="Times New Roman" w:cs="Times New Roman" w:eastAsia="SimSun" w:hint="eastAsia"/>
       <w:b w:val="0"/>
-      <w:sz w:val="24"/>
+      <w:sz w:val="21"/>
       <w:color w:val="000000"/>
       <w:bCs w:val="0"/>
     </w:rPr>
@@ -1228,9 +1228,7 @@
     <w:name w:val="caption"/>
     <w:basedOn w:val="Normal"/>
     <w:next w:val="Normal"/>
-    <w:uiPriority w:val="35"/>
-    <w:semiHidden/>
-    <w:unhideWhenUsed/>
+    <w:uiPriority w:val="40"/>
     <w:qFormat/>
     <w:rsid w:val="00FC693F"/>
     <w:pPr>
@@ -1388,13 +1386,13 @@
       <w:keepNext/>
       <w:pageBreakBefore w:val="0"/>
       <w:widowControl/>
-      <w:spacing w:line="360" w:lineRule="auto" w:before="0" w:after="240"/>
+      <w:spacing w:line="240" w:lineRule="auto" w:before="0" w:after="0"/>
       <w:ind w:firstLine="0" w:firstLineChars="0"/>
       <w:jc w:val="center"/>
       <w:outlineLvl w:val="9"/>
     </w:pPr>
     <w:rPr>
-      <w:rFonts w:ascii="Times New Roman" w:hAnsi="Times New Roman" w:cs="Times New Roman" w:eastAsia="SimHei" w:hint="eastAsia"/>
+      <w:rFonts w:ascii="SimHei" w:hAnsi="SimHei" w:cs="SimHei" w:eastAsia="SimHei" w:hint="eastAsia"/>
       <w:b w:val="1"/>
       <w:sz w:val="32"/>
       <w:color w:val="000000"/>
@@ -12355,11 +12353,225 @@
   <w:style w:type="paragraph" w:customStyle="1" w:styleId="TOC1">
     <w:name w:val="TOC 1"/>
     <w:basedOn w:val="Normal"/>
+    <w:uiPriority w:val="41"/>
+    <w:qFormat/>
     <w:pPr>
       <w:pageBreakBefore w:val="0"/>
       <w:widowControl/>
       <w:spacing w:line="360" w:lineRule="auto" w:before="0" w:after="0"/>
-      <w:ind w:firstLineChars="0" w:firstLine="0" w:left="0" w:leftChars="0"/>
+      <w:ind w:firstLineChars="0" w:firstLine="0" w:left="0" w:right="0" w:leftChars="0" w:rightChars="0" w:hanging="0" w:hangingChars="0"/>
+      <w:jc w:val="both"/>
+      <w:tabs>
+        <w:tab w:val="right" w:leader="dot" w:pos="8777"/>
+      </w:tabs>
+    </w:pPr>
+    <w:rPr>
+      <w:rFonts w:ascii="SimSun" w:hAnsi="SimSun" w:cs="SimSun" w:eastAsia="SimSun" w:hint="eastAsia"/>
+      <w:b w:val="0"/>
+      <w:sz w:val="24"/>
+      <w:color w:val="000000"/>
+      <w:bCs w:val="0"/>
+    </w:rPr>
+  </w:style>
+  <w:style w:type="paragraph" w:customStyle="1" w:styleId="TOC2">
+    <w:name w:val="TOC 2"/>
+    <w:basedOn w:val="Normal"/>
+    <w:uiPriority w:val="42"/>
+    <w:qFormat/>
+    <w:pPr>
+      <w:pageBreakBefore w:val="0"/>
+      <w:widowControl/>
+      <w:spacing w:line="360" w:lineRule="auto" w:before="0" w:after="0"/>
+      <w:ind w:firstLineChars="0" w:firstLine="0" w:left="420" w:right="0" w:leftChars="200" w:rightChars="0" w:hanging="0" w:hangingChars="0"/>
+      <w:jc w:val="both"/>
+      <w:tabs>
+        <w:tab w:val="right" w:leader="dot" w:pos="8777"/>
+      </w:tabs>
+    </w:pPr>
+    <w:rPr>
+      <w:rFonts w:ascii="SimSun" w:hAnsi="SimSun" w:cs="SimSun" w:eastAsia="SimSun" w:hint="eastAsia"/>
+      <w:b w:val="0"/>
+      <w:sz w:val="24"/>
+      <w:color w:val="000000"/>
+      <w:bCs w:val="0"/>
+    </w:rPr>
+  </w:style>
+  <w:style w:type="paragraph" w:customStyle="1" w:styleId="TOC3">
+    <w:name w:val="TOC 3"/>
+    <w:basedOn w:val="Normal"/>
+    <w:uiPriority w:val="43"/>
+    <w:qFormat/>
+    <w:pPr>
+      <w:pageBreakBefore w:val="0"/>
+      <w:widowControl/>
+      <w:spacing w:line="240" w:lineRule="auto" w:before="0" w:after="0"/>
+      <w:ind w:firstLineChars="0" w:firstLine="0" w:left="840" w:right="0" w:leftChars="400" w:rightChars="0" w:hanging="0" w:hangingChars="0"/>
+      <w:jc w:val="both"/>
+      <w:tabs>
+        <w:tab w:val="right" w:leader="dot" w:pos="8777"/>
+      </w:tabs>
+    </w:pPr>
+    <w:rPr>
+      <w:rFonts w:ascii="SimSun" w:hAnsi="SimSun" w:cs="SimSun" w:eastAsia="SimSun" w:hint="eastAsia"/>
+      <w:b w:val="0"/>
+      <w:sz w:val="24"/>
+      <w:color w:val="000000"/>
+      <w:bCs w:val="0"/>
+    </w:rPr>
+  </w:style>
+  <w:style w:type="paragraph" w:customStyle="1" w:styleId="CoverLogo">
+    <w:name w:val="CoverLogo"/>
+    <w:pPr>
+      <w:pageBreakBefore w:val="0"/>
+      <w:widowControl/>
+      <w:spacing w:line="240" w:lineRule="auto" w:before="40" w:after="0"/>
+      <w:ind w:firstLine="0" w:firstLineChars="0"/>
+      <w:jc w:val="center"/>
+    </w:pPr>
+    <w:rPr>
+      <w:rFonts w:ascii="Times New Roman" w:hAnsi="Times New Roman" w:cs="Times New Roman" w:eastAsia="SimHei" w:hint="eastAsia"/>
+      <w:b w:val="0"/>
+      <w:sz w:val="24"/>
+      <w:color w:val="000000"/>
+      <w:bCs w:val="0"/>
+    </w:rPr>
+  </w:style>
+  <w:style w:type="paragraph" w:customStyle="1" w:styleId="CoverSchool">
+    <w:name w:val="CoverSchool"/>
+    <w:pPr>
+      <w:pageBreakBefore w:val="0"/>
+      <w:widowControl/>
+      <w:spacing w:line="240" w:lineRule="auto" w:before="0" w:after="240"/>
+      <w:ind w:firstLine="0" w:firstLineChars="0"/>
+      <w:jc w:val="center"/>
+    </w:pPr>
+    <w:rPr>
+      <w:rFonts w:ascii="Times New Roman" w:hAnsi="Times New Roman" w:cs="Times New Roman" w:eastAsia="SimHei" w:hint="eastAsia"/>
+      <w:b w:val="1"/>
+      <w:sz w:val="52"/>
+      <w:color w:val="000000"/>
+      <w:bCs w:val="1"/>
+    </w:rPr>
+  </w:style>
+  <w:style w:type="paragraph" w:customStyle="1" w:styleId="CoverThesisType">
+    <w:name w:val="CoverThesisType"/>
+    <w:pPr>
+      <w:pageBreakBefore w:val="0"/>
+      <w:widowControl/>
+      <w:spacing w:line="240" w:lineRule="auto" w:before="487" w:after="1047"/>
+      <w:ind w:firstLine="0" w:firstLineChars="0"/>
+      <w:jc w:val="center"/>
+    </w:pPr>
+    <w:rPr>
+      <w:rFonts w:ascii="Times New Roman" w:hAnsi="Times New Roman" w:cs="Times New Roman" w:eastAsia="SimHei" w:hint="eastAsia"/>
+      <w:b w:val="1"/>
+      <w:sz w:val="56"/>
+      <w:color w:val="000000"/>
+      <w:bCs w:val="1"/>
+    </w:rPr>
+  </w:style>
+  <w:style w:type="paragraph" w:customStyle="1" w:styleId="CoverTitle">
+    <w:name w:val="CoverTitle"/>
+    <w:pPr>
+      <w:pageBreakBefore w:val="0"/>
+      <w:widowControl/>
+      <w:spacing w:line="480" w:lineRule="auto" w:before="0" w:after="946"/>
+      <w:ind w:firstLine="0" w:firstLineChars="0"/>
+      <w:jc w:val="center"/>
+    </w:pPr>
+    <w:rPr>
+      <w:rFonts w:ascii="Times New Roman" w:hAnsi="Times New Roman" w:cs="Times New Roman" w:eastAsia="SimHei" w:hint="eastAsia"/>
+      <w:b w:val="1"/>
+      <w:sz w:val="36"/>
+      <w:color w:val="000000"/>
+      <w:bCs w:val="1"/>
+      <w:u w:val="single"/>
+    </w:rPr>
+  </w:style>
+  <w:style w:type="paragraph" w:customStyle="1" w:styleId="CoverField">
+    <w:name w:val="CoverField"/>
+    <w:pPr>
+      <w:pageBreakBefore w:val="0"/>
+      <w:widowControl/>
+      <w:spacing w:line="240" w:lineRule="auto" w:before="0" w:after="0"/>
+      <w:ind w:firstLine="0" w:firstLineChars="0"/>
+      <w:jc w:val="both"/>
+    </w:pPr>
+    <w:rPr>
+      <w:rFonts w:ascii="Times New Roman" w:hAnsi="Times New Roman" w:cs="Times New Roman" w:eastAsia="SimSun" w:hint="eastAsia"/>
+      <w:b w:val="1"/>
+      <w:sz w:val="32"/>
+      <w:color w:val="000000"/>
+      <w:bCs w:val="1"/>
+    </w:rPr>
+  </w:style>
+  <w:style w:type="paragraph" w:customStyle="1" w:styleId="CoverValueLine">
+    <w:name w:val="CoverValueLine"/>
+    <w:basedOn w:val="Normal"/>
+    <w:pPr>
+      <w:pageBreakBefore w:val="0"/>
+      <w:widowControl/>
+      <w:spacing w:line="400" w:lineRule="exact" w:before="0" w:after="0"/>
+      <w:ind w:firstLine="0" w:firstLineChars="0"/>
+      <w:jc w:val="center"/>
+      <w:pBdr>
+        <w:bottom w:val="single" w:sz="8" w:space="0" w:color="000000"/>
+      </w:pBdr>
+    </w:pPr>
+    <w:rPr>
+      <w:rFonts w:ascii="Times New Roman" w:hAnsi="Times New Roman" w:cs="Times New Roman" w:eastAsia="SimSun" w:hint="eastAsia"/>
+      <w:b w:val="1"/>
+      <w:sz w:val="32"/>
+      <w:color w:val="000000"/>
+      <w:bCs w:val="1"/>
+    </w:rPr>
+  </w:style>
+  <w:style w:type="paragraph" w:customStyle="1" w:styleId="YibinTableContinuation">
+    <w:name w:val="Yibin Table Continuation"/>
+    <w:pPr>
+      <w:keepNext/>
+      <w:keepLines/>
+      <w:pageBreakBefore/>
+      <w:widowControl/>
+      <w:spacing w:line="240" w:lineRule="auto" w:before="0" w:after="0"/>
+      <w:ind w:firstLine="0" w:firstLineChars="0"/>
+      <w:jc w:val="right"/>
+    </w:pPr>
+    <w:rPr>
+      <w:rFonts w:ascii="Times New Roman" w:hAnsi="Times New Roman" w:cs="Times New Roman" w:eastAsia="SimSun" w:hint="eastAsia"/>
+      <w:b w:val="0"/>
+      <w:sz w:val="21"/>
+      <w:color w:val="000000"/>
+      <w:bCs w:val="0"/>
+    </w:rPr>
+  </w:style>
+  <w:style w:type="paragraph" w:customStyle="1" w:styleId="DeclarationTitle">
+    <w:name w:val="DeclarationTitle"/>
+    <w:pPr>
+      <w:keepNext/>
+      <w:keepLines/>
+      <w:pageBreakBefore w:val="0"/>
+      <w:widowControl/>
+      <w:spacing w:line="360" w:lineRule="auto" w:before="0" w:after="624"/>
+      <w:ind w:firstLine="0" w:firstLineChars="0"/>
+      <w:jc w:val="center"/>
+    </w:pPr>
+    <w:rPr>
+      <w:rFonts w:ascii="Times New Roman" w:hAnsi="Times New Roman" w:cs="Times New Roman" w:eastAsia="SimHei" w:hint="eastAsia"/>
+      <w:b w:val="1"/>
+      <w:sz w:val="32"/>
+      <w:color w:val="000000"/>
+      <w:bCs w:val="1"/>
+    </w:rPr>
+  </w:style>
+  <w:style w:type="paragraph" w:customStyle="1" w:styleId="DeclarationBody">
+    <w:name w:val="DeclarationBody"/>
+    <w:pPr>
+      <w:pageBreakBefore w:val="0"/>
+      <w:widowControl/>
+      <w:spacing w:line="480" w:lineRule="auto" w:before="0" w:after="0"/>
+      <w:ind w:firstLineChars="200" w:firstLine="480"/>
+      <w:jc w:val="left"/>
     </w:pPr>
     <w:rPr>
       <w:rFonts w:ascii="Times New Roman" w:hAnsi="Times New Roman" w:cs="Times New Roman" w:eastAsia="SimSun" w:hint="eastAsia"/>
@@ -12369,14 +12581,14 @@
       <w:bCs w:val="0"/>
     </w:rPr>
   </w:style>
-  <w:style w:type="paragraph" w:customStyle="1" w:styleId="TOC2">
-    <w:name w:val="TOC 2"/>
-    <w:basedOn w:val="Normal"/>
+  <w:style w:type="paragraph" w:customStyle="1" w:styleId="DeclarationSignature">
+    <w:name w:val="DeclarationSignature"/>
     <w:pPr>
       <w:pageBreakBefore w:val="0"/>
       <w:widowControl/>
-      <w:spacing w:line="360" w:lineRule="auto" w:before="0" w:after="0"/>
-      <w:ind w:firstLineChars="0" w:firstLine="0" w:left="480" w:leftChars="200"/>
+      <w:spacing w:line="360" w:lineRule="auto" w:before="720" w:after="0"/>
+      <w:ind w:firstLineChars="200" w:firstLine="480"/>
+      <w:jc w:val="left"/>
     </w:pPr>
     <w:rPr>
       <w:rFonts w:ascii="Times New Roman" w:hAnsi="Times New Roman" w:cs="Times New Roman" w:eastAsia="SimSun" w:hint="eastAsia"/>
@@ -12386,14 +12598,14 @@
       <w:bCs w:val="0"/>
     </w:rPr>
   </w:style>
-  <w:style w:type="paragraph" w:customStyle="1" w:styleId="TOC3">
-    <w:name w:val="TOC 3"/>
-    <w:basedOn w:val="Normal"/>
+  <w:style w:type="paragraph" w:customStyle="1" w:styleId="DeclarationDate">
+    <w:name w:val="DeclarationDate"/>
     <w:pPr>
       <w:pageBreakBefore w:val="0"/>
       <w:widowControl/>
-      <w:spacing w:line="360" w:lineRule="auto" w:before="0" w:after="0"/>
-      <w:ind w:firstLineChars="0" w:firstLine="0" w:left="960" w:leftChars="400"/>
+      <w:spacing w:line="360" w:lineRule="auto" w:before="360" w:after="0"/>
+      <w:ind w:firstLineChars="200" w:firstLine="480"/>
+      <w:jc w:val="left"/>
     </w:pPr>
     <w:rPr>
       <w:rFonts w:ascii="Times New Roman" w:hAnsi="Times New Roman" w:cs="Times New Roman" w:eastAsia="SimSun" w:hint="eastAsia"/>
@@ -12403,142 +12615,55 @@
       <w:bCs w:val="0"/>
     </w:rPr>
   </w:style>
-  <w:style w:type="paragraph" w:customStyle="1" w:styleId="CoverLogo">
-    <w:name w:val="CoverLogo"/>
+  <w:style w:type="paragraph" w:customStyle="1" w:styleId="DeclarationRegulationLead">
+    <w:name w:val="DeclarationRegulationLead"/>
     <w:pPr>
       <w:pageBreakBefore w:val="0"/>
       <w:widowControl/>
-      <w:spacing w:line="240" w:lineRule="auto" w:before="0" w:after="240"/>
+      <w:spacing w:line="240" w:lineRule="auto" w:before="3740" w:after="0"/>
       <w:ind w:firstLine="0" w:firstLineChars="0"/>
-      <w:jc w:val="center"/>
-    </w:pPr>
-    <w:rPr>
-      <w:rFonts w:ascii="Times New Roman" w:hAnsi="Times New Roman" w:cs="Times New Roman" w:eastAsia="SimHei" w:hint="eastAsia"/>
+      <w:jc w:val="left"/>
+    </w:pPr>
+    <w:rPr>
+      <w:rFonts w:ascii="SimSun" w:hAnsi="SimSun" w:cs="SimSun" w:eastAsia="SimSun" w:hint="eastAsia"/>
       <w:b w:val="1"/>
-      <w:sz w:val="48"/>
+      <w:sz w:val="28"/>
       <w:color w:val="000000"/>
       <w:bCs w:val="1"/>
     </w:rPr>
   </w:style>
-  <w:style w:type="paragraph" w:customStyle="1" w:styleId="CoverSchool">
-    <w:name w:val="CoverSchool"/>
-    <w:pPr>
-      <w:pageBreakBefore w:val="0"/>
-      <w:widowControl/>
-      <w:spacing w:line="240" w:lineRule="auto" w:before="0" w:after="240"/>
-      <w:ind w:firstLine="0" w:firstLineChars="0"/>
-      <w:jc w:val="center"/>
-    </w:pPr>
-    <w:rPr>
-      <w:rFonts w:ascii="Times New Roman" w:hAnsi="Times New Roman" w:cs="Times New Roman" w:eastAsia="SimHei" w:hint="eastAsia"/>
-      <w:b w:val="1"/>
-      <w:sz w:val="52"/>
-      <w:color w:val="000000"/>
-      <w:bCs w:val="1"/>
-    </w:rPr>
-  </w:style>
-  <w:style w:type="paragraph" w:customStyle="1" w:styleId="CoverThesisType">
-    <w:name w:val="CoverThesisType"/>
-    <w:pPr>
-      <w:pageBreakBefore w:val="0"/>
-      <w:widowControl/>
-      <w:spacing w:line="360" w:lineRule="auto" w:before="360" w:after="360"/>
-      <w:ind w:firstLine="0" w:firstLineChars="0"/>
-      <w:jc w:val="center"/>
-    </w:pPr>
-    <w:rPr>
-      <w:rFonts w:ascii="Times New Roman" w:hAnsi="Times New Roman" w:cs="Times New Roman" w:eastAsia="SimHei" w:hint="eastAsia"/>
-      <w:b w:val="1"/>
-      <w:sz w:val="44"/>
-      <w:color w:val="000000"/>
-      <w:bCs w:val="1"/>
-    </w:rPr>
-  </w:style>
-  <w:style w:type="paragraph" w:customStyle="1" w:styleId="CoverTitle">
-    <w:name w:val="CoverTitle"/>
-    <w:pPr>
-      <w:pageBreakBefore w:val="0"/>
-      <w:widowControl/>
-      <w:spacing w:line="360" w:lineRule="auto" w:before="360" w:after="480"/>
-      <w:ind w:firstLine="0" w:firstLineChars="0"/>
-      <w:jc w:val="center"/>
-    </w:pPr>
-    <w:rPr>
-      <w:rFonts w:ascii="Times New Roman" w:hAnsi="Times New Roman" w:cs="Times New Roman" w:eastAsia="SimHei" w:hint="eastAsia"/>
-      <w:b w:val="1"/>
-      <w:sz w:val="36"/>
-      <w:color w:val="000000"/>
-      <w:bCs w:val="1"/>
-    </w:rPr>
-  </w:style>
-  <w:style w:type="paragraph" w:customStyle="1" w:styleId="CoverField">
-    <w:name w:val="CoverField"/>
-    <w:pPr>
-      <w:pageBreakBefore w:val="0"/>
-      <w:widowControl/>
-      <w:spacing w:line="360" w:lineRule="auto" w:before="60" w:after="60"/>
-      <w:ind w:firstLine="0" w:firstLineChars="0"/>
-      <w:jc w:val="center"/>
-    </w:pPr>
-    <w:rPr>
-      <w:rFonts w:ascii="Times New Roman" w:hAnsi="Times New Roman" w:cs="Times New Roman" w:eastAsia="SimSun" w:hint="eastAsia"/>
-      <w:b w:val="1"/>
-      <w:sz w:val="32"/>
-      <w:color w:val="000000"/>
-      <w:bCs w:val="1"/>
-    </w:rPr>
-  </w:style>
-  <w:style w:type="paragraph" w:customStyle="1" w:styleId="CoverDate">
-    <w:name w:val="CoverDate"/>
-    <w:pPr>
-      <w:pageBreakBefore w:val="0"/>
-      <w:widowControl/>
-      <w:spacing w:line="360" w:lineRule="auto" w:before="480" w:after="0"/>
-      <w:ind w:firstLine="0" w:firstLineChars="0"/>
-      <w:jc w:val="center"/>
-    </w:pPr>
-    <w:rPr>
-      <w:rFonts w:ascii="Times New Roman" w:hAnsi="Times New Roman" w:cs="Times New Roman" w:eastAsia="SimSun" w:hint="eastAsia"/>
-      <w:b w:val="1"/>
-      <w:sz w:val="32"/>
-      <w:color w:val="000000"/>
-      <w:bCs w:val="1"/>
-    </w:rPr>
-  </w:style>
-  <w:style w:type="paragraph" w:customStyle="1" w:styleId="DeclarationTitle">
-    <w:name w:val="DeclarationTitle"/>
-    <w:pPr>
-      <w:keepNext/>
-      <w:keepLines/>
-      <w:pageBreakBefore w:val="0"/>
-      <w:widowControl/>
-      <w:spacing w:line="360" w:lineRule="auto" w:before="0" w:after="360"/>
-      <w:ind w:firstLine="0" w:firstLineChars="0"/>
-      <w:jc w:val="center"/>
-    </w:pPr>
-    <w:rPr>
-      <w:rFonts w:ascii="Times New Roman" w:hAnsi="Times New Roman" w:cs="Times New Roman" w:eastAsia="SimHei" w:hint="eastAsia"/>
-      <w:b w:val="1"/>
-      <w:sz w:val="32"/>
-      <w:color w:val="000000"/>
-      <w:bCs w:val="1"/>
-    </w:rPr>
-  </w:style>
-  <w:style w:type="paragraph" w:customStyle="1" w:styleId="DeclarationBody">
-    <w:name w:val="DeclarationBody"/>
+  <w:style w:type="paragraph" w:customStyle="1" w:styleId="DeclarationRegulationClause">
+    <w:name w:val="DeclarationRegulationClause"/>
     <w:pPr>
       <w:pageBreakBefore w:val="0"/>
       <w:widowControl/>
       <w:spacing w:line="360" w:lineRule="auto" w:before="0" w:after="0"/>
-      <w:ind w:firstLine="0" w:firstLineChars="200"/>
-      <w:jc w:val="both"/>
-    </w:pPr>
-    <w:rPr>
-      <w:rFonts w:ascii="Times New Roman" w:hAnsi="Times New Roman" w:cs="Times New Roman" w:eastAsia="SimSun" w:hint="eastAsia"/>
-      <w:b w:val="0"/>
-      <w:sz w:val="24"/>
+      <w:ind w:firstLineChars="249" w:firstLine="700"/>
+      <w:jc w:val="left"/>
+    </w:pPr>
+    <w:rPr>
+      <w:rFonts w:ascii="SimSun" w:hAnsi="SimSun" w:cs="SimSun" w:eastAsia="SimSun" w:hint="eastAsia"/>
+      <w:b w:val="1"/>
+      <w:sz w:val="28"/>
       <w:color w:val="000000"/>
-      <w:bCs w:val="0"/>
+      <w:bCs w:val="1"/>
+    </w:rPr>
+  </w:style>
+  <w:style w:type="paragraph" w:customStyle="1" w:styleId="DeclarationRegulationItem">
+    <w:name w:val="DeclarationRegulationItem"/>
+    <w:pPr>
+      <w:pageBreakBefore w:val="0"/>
+      <w:widowControl/>
+      <w:spacing w:line="360" w:lineRule="auto" w:before="0" w:after="0"/>
+      <w:ind w:firstLine="0" w:firstLineChars="0" w:left="143"/>
+      <w:jc w:val="left"/>
+    </w:pPr>
+    <w:rPr>
+      <w:rFonts w:ascii="SimSun" w:hAnsi="SimSun" w:cs="SimSun" w:eastAsia="SimSun" w:hint="eastAsia"/>
+      <w:b w:val="1"/>
+      <w:sz w:val="28"/>
+      <w:color w:val="000000"/>
+      <w:bCs w:val="1"/>
     </w:rPr>
   </w:style>
   <w:style w:type="paragraph" w:customStyle="1" w:styleId="FrontTitle">
@@ -12568,7 +12693,7 @@
       <w:keepLines/>
       <w:pageBreakBefore w:val="0"/>
       <w:widowControl/>
-      <w:spacing w:line="360" w:lineRule="auto" w:before="0" w:after="240"/>
+      <w:spacing w:line="240" w:lineRule="auto" w:before="0" w:after="0"/>
       <w:ind w:firstLine="0" w:firstLineChars="0"/>
       <w:jc w:val="center"/>
     </w:pPr>
@@ -12663,7 +12788,7 @@
     <w:rPr>
       <w:rFonts w:ascii="Times New Roman" w:hAnsi="Times New Roman" w:cs="Times New Roman" w:eastAsia="SimSun" w:hint="eastAsia"/>
       <w:b w:val="0"/>
-      <w:sz w:val="18"/>
+      <w:sz w:val="21"/>
       <w:color w:val="000000"/>
       <w:bCs w:val="0"/>
     </w:rPr>
@@ -12704,6 +12829,27 @@
       <w:sz w:val="32"/>
       <w:color w:val="000000"/>
       <w:bCs w:val="1"/>
+      <w:u w:val="none"/>
+    </w:rPr>
+  </w:style>
+  <w:style w:type="character" w:customStyle="1" w:styleId="DeclarationRegulationLeadLabel">
+    <w:name w:val="DeclarationRegulationLeadLabel"/>
+    <w:rPr>
+      <w:rFonts w:ascii="SimSun" w:hAnsi="SimSun" w:cs="SimSun" w:eastAsia="SimSun" w:hint="eastAsia"/>
+      <w:b w:val="1"/>
+      <w:sz w:val="32"/>
+      <w:color w:val="000000"/>
+      <w:bCs w:val="1"/>
+    </w:rPr>
+  </w:style>
+  <w:style w:type="character" w:customStyle="1" w:styleId="DeclarationRegulationText">
+    <w:name w:val="DeclarationRegulationText"/>
+    <w:rPr>
+      <w:rFonts w:ascii="SimSun" w:hAnsi="SimSun" w:cs="SimSun" w:eastAsia="SimSun" w:hint="eastAsia"/>
+      <w:b w:val="1"/>
+      <w:sz w:val="28"/>
+      <w:color w:val="000000"/>
+      <w:bCs w:val="1"/>
     </w:rPr>
   </w:style>
   <w:style w:type="character" w:customStyle="1" w:styleId="KeywordLabel">
@@ -12715,6 +12861,636 @@
       <w:color w:val="000000"/>
       <w:bCs w:val="1"/>
     </w:rPr>
+  </w:style>
+  <w:style w:type="paragraph" w:customStyle="1" w:styleId="宜宾论文-正文">
+    <w:name w:val="宜宾论文-正文"/>
+    <w:basedOn w:val="Normal"/>
+    <w:uiPriority w:val="0"/>
+    <w:qFormat/>
+    <w:pPr>
+      <w:pageBreakBefore w:val="0"/>
+      <w:widowControl/>
+      <w:spacing w:line="360" w:lineRule="auto" w:before="0" w:after="0"/>
+      <w:ind w:firstLine="480" w:firstLineChars="200"/>
+      <w:jc w:val="both"/>
+    </w:pPr>
+    <w:rPr>
+      <w:rFonts w:ascii="Times New Roman" w:hAnsi="Times New Roman" w:cs="Times New Roman" w:eastAsia="SimSun" w:hint="eastAsia"/>
+      <w:b w:val="0"/>
+      <w:sz w:val="24"/>
+      <w:color w:val="000000"/>
+      <w:bCs w:val="0"/>
+    </w:rPr>
+  </w:style>
+  <w:style w:type="paragraph" w:customStyle="1" w:styleId="宜宾论文-首段">
+    <w:name w:val="宜宾论文-首段"/>
+    <w:basedOn w:val="Normal"/>
+    <w:next w:val="宜宾论文-正文"/>
+    <w:pPr>
+      <w:pageBreakBefore w:val="0"/>
+      <w:widowControl/>
+      <w:spacing w:line="360" w:lineRule="auto" w:before="0" w:after="0"/>
+      <w:ind w:firstLine="480" w:firstLineChars="200"/>
+      <w:jc w:val="both"/>
+    </w:pPr>
+    <w:rPr>
+      <w:rFonts w:ascii="Times New Roman" w:hAnsi="Times New Roman" w:cs="Times New Roman" w:eastAsia="SimSun" w:hint="eastAsia"/>
+      <w:b w:val="0"/>
+      <w:sz w:val="24"/>
+      <w:color w:val="000000"/>
+      <w:bCs w:val="0"/>
+    </w:rPr>
+  </w:style>
+  <w:style w:type="paragraph" w:customStyle="1" w:styleId="宜宾论文-一级标题">
+    <w:name w:val="宜宾论文-一级标题"/>
+    <w:basedOn w:val="Normal"/>
+    <w:next w:val="宜宾论文-正文"/>
+    <w:uiPriority w:val="2"/>
+    <w:qFormat/>
+    <w:pPr>
+      <w:keepNext/>
+      <w:keepLines/>
+      <w:pageBreakBefore w:val="0"/>
+      <w:widowControl/>
+      <w:spacing w:line="360" w:lineRule="auto" w:before="240" w:after="120"/>
+      <w:ind w:firstLine="480" w:firstLineChars="200"/>
+      <w:jc w:val="left"/>
+      <w:outlineLvl w:val="0"/>
+    </w:pPr>
+    <w:rPr>
+      <w:rFonts w:ascii="Times New Roman" w:hAnsi="Times New Roman" w:cs="Times New Roman" w:eastAsia="SimHei" w:hint="eastAsia"/>
+      <w:b w:val="1"/>
+      <w:sz w:val="32"/>
+      <w:color w:val="000000"/>
+      <w:bCs w:val="1"/>
+    </w:rPr>
+  </w:style>
+  <w:style w:type="paragraph" w:customStyle="1" w:styleId="宜宾论文-二级标题">
+    <w:name w:val="宜宾论文-二级标题"/>
+    <w:basedOn w:val="Normal"/>
+    <w:next w:val="宜宾论文-正文"/>
+    <w:uiPriority w:val="3"/>
+    <w:qFormat/>
+    <w:pPr>
+      <w:keepNext/>
+      <w:keepLines/>
+      <w:pageBreakBefore w:val="0"/>
+      <w:widowControl/>
+      <w:spacing w:line="360" w:lineRule="auto" w:before="180" w:after="120"/>
+      <w:ind w:firstLine="480" w:firstLineChars="200"/>
+      <w:jc w:val="left"/>
+      <w:outlineLvl w:val="1"/>
+    </w:pPr>
+    <w:rPr>
+      <w:rFonts w:ascii="Times New Roman" w:hAnsi="Times New Roman" w:cs="Times New Roman" w:eastAsia="KaiTi" w:hint="eastAsia"/>
+      <w:b w:val="1"/>
+      <w:sz w:val="30"/>
+      <w:color w:val="000000"/>
+      <w:bCs w:val="1"/>
+    </w:rPr>
+  </w:style>
+  <w:style w:type="paragraph" w:customStyle="1" w:styleId="宜宾论文-三级标题">
+    <w:name w:val="宜宾论文-三级标题"/>
+    <w:basedOn w:val="Normal"/>
+    <w:next w:val="宜宾论文-正文"/>
+    <w:uiPriority w:val="4"/>
+    <w:qFormat/>
+    <w:pPr>
+      <w:keepNext/>
+      <w:keepLines/>
+      <w:pageBreakBefore w:val="0"/>
+      <w:widowControl/>
+      <w:spacing w:line="360" w:lineRule="auto" w:before="120" w:after="60"/>
+      <w:ind w:firstLine="480" w:firstLineChars="200"/>
+      <w:jc w:val="left"/>
+      <w:outlineLvl w:val="2"/>
+    </w:pPr>
+    <w:rPr>
+      <w:rFonts w:ascii="Times New Roman" w:hAnsi="Times New Roman" w:cs="Times New Roman" w:eastAsia="SimSun" w:hint="eastAsia"/>
+      <w:b w:val="1"/>
+      <w:sz w:val="28"/>
+      <w:color w:val="000000"/>
+      <w:bCs w:val="1"/>
+    </w:rPr>
+  </w:style>
+  <w:style w:type="paragraph" w:customStyle="1" w:styleId="宜宾论文-四级标题">
+    <w:name w:val="宜宾论文-四级标题"/>
+    <w:basedOn w:val="Normal"/>
+    <w:next w:val="宜宾论文-正文"/>
+    <w:uiPriority w:val="5"/>
+    <w:qFormat/>
+    <w:pPr>
+      <w:keepNext/>
+      <w:keepLines/>
+      <w:pageBreakBefore w:val="0"/>
+      <w:widowControl/>
+      <w:spacing w:line="360" w:lineRule="auto" w:before="120" w:after="60"/>
+      <w:ind w:firstLine="480" w:firstLineChars="200"/>
+      <w:jc w:val="left"/>
+      <w:outlineLvl w:val="3"/>
+    </w:pPr>
+    <w:rPr>
+      <w:rFonts w:ascii="Times New Roman" w:hAnsi="Times New Roman" w:cs="Times New Roman" w:eastAsia="SimSun" w:hint="eastAsia"/>
+      <w:b w:val="1"/>
+      <w:sz w:val="28"/>
+      <w:color w:val="000000"/>
+      <w:bCs w:val="1"/>
+    </w:rPr>
+  </w:style>
+  <w:style w:type="paragraph" w:customStyle="1" w:styleId="宜宾论文-无编号标题">
+    <w:name w:val="宜宾论文-无编号标题"/>
+    <w:basedOn w:val="Normal"/>
+    <w:next w:val="宜宾论文-正文"/>
+    <w:uiPriority w:val="6"/>
+    <w:qFormat/>
+    <w:pPr>
+      <w:keepNext/>
+      <w:keepLines/>
+      <w:pageBreakBefore/>
+      <w:widowControl/>
+      <w:spacing w:line="360" w:lineRule="auto" w:before="0" w:after="240"/>
+      <w:ind w:firstLine="0" w:firstLineChars="0"/>
+      <w:jc w:val="center"/>
+      <w:outlineLvl w:val="0"/>
+    </w:pPr>
+    <w:rPr>
+      <w:rFonts w:ascii="Times New Roman" w:hAnsi="Times New Roman" w:cs="Times New Roman" w:eastAsia="SimHei" w:hint="eastAsia"/>
+      <w:b w:val="1"/>
+      <w:sz w:val="32"/>
+      <w:color w:val="000000"/>
+      <w:bCs w:val="1"/>
+    </w:rPr>
+  </w:style>
+  <w:style w:type="paragraph" w:customStyle="1" w:styleId="宜宾论文-中文页标题">
+    <w:name w:val="宜宾论文-中文页标题"/>
+    <w:basedOn w:val="Normal"/>
+    <w:next w:val="宜宾论文-正文"/>
+    <w:uiPriority w:val="7"/>
+    <w:qFormat/>
+    <w:pPr>
+      <w:keepNext/>
+      <w:keepLines/>
+      <w:pageBreakBefore/>
+      <w:widowControl/>
+      <w:spacing w:line="360" w:lineRule="auto" w:before="0" w:after="240"/>
+      <w:ind w:firstLine="0" w:firstLineChars="0"/>
+      <w:jc w:val="center"/>
+      <w:outlineLvl w:val="0"/>
+    </w:pPr>
+    <w:rPr>
+      <w:rFonts w:ascii="Times New Roman" w:hAnsi="Times New Roman" w:cs="Times New Roman" w:eastAsia="SimHei" w:hint="eastAsia"/>
+      <w:b w:val="1"/>
+      <w:sz w:val="32"/>
+      <w:color w:val="000000"/>
+      <w:bCs w:val="1"/>
+    </w:rPr>
+  </w:style>
+  <w:style w:type="paragraph" w:customStyle="1" w:styleId="宜宾论文-英文摘要标题">
+    <w:name w:val="宜宾论文-英文摘要标题"/>
+    <w:basedOn w:val="Normal"/>
+    <w:next w:val="宜宾论文-正文"/>
+    <w:uiPriority w:val="8"/>
+    <w:qFormat/>
+    <w:pPr>
+      <w:keepNext/>
+      <w:keepLines/>
+      <w:pageBreakBefore/>
+      <w:widowControl/>
+      <w:spacing w:line="360" w:lineRule="auto" w:before="0" w:after="240"/>
+      <w:ind w:firstLine="0" w:firstLineChars="0"/>
+      <w:jc w:val="center"/>
+      <w:outlineLvl w:val="0"/>
+    </w:pPr>
+    <w:rPr>
+      <w:rFonts w:ascii="Times New Roman" w:hAnsi="Times New Roman" w:cs="Times New Roman" w:eastAsia="Times New Roman" w:hint="eastAsia"/>
+      <w:b w:val="1"/>
+      <w:sz w:val="32"/>
+      <w:color w:val="000000"/>
+      <w:bCs w:val="1"/>
+    </w:rPr>
+  </w:style>
+  <w:style w:type="paragraph" w:customStyle="1" w:styleId="宜宾论文-目录标题">
+    <w:name w:val="宜宾论文-目录标题"/>
+    <w:basedOn w:val="Normal"/>
+    <w:uiPriority w:val="9"/>
+    <w:qFormat/>
+    <w:pPr>
+      <w:keepNext/>
+      <w:keepLines/>
+      <w:pageBreakBefore w:val="0"/>
+      <w:widowControl/>
+      <w:spacing w:line="240" w:lineRule="auto" w:before="0" w:after="0"/>
+      <w:ind w:firstLine="0" w:firstLineChars="0"/>
+      <w:jc w:val="center"/>
+    </w:pPr>
+    <w:rPr>
+      <w:rFonts w:ascii="Times New Roman" w:hAnsi="Times New Roman" w:cs="Times New Roman" w:eastAsia="SimHei" w:hint="eastAsia"/>
+      <w:b w:val="1"/>
+      <w:sz w:val="32"/>
+      <w:color w:val="000000"/>
+      <w:bCs w:val="1"/>
+    </w:rPr>
+  </w:style>
+  <w:style w:type="paragraph" w:customStyle="1" w:styleId="宜宾论文-附录标题">
+    <w:name w:val="宜宾论文-附录标题"/>
+    <w:basedOn w:val="Normal"/>
+    <w:next w:val="宜宾论文-正文"/>
+    <w:uiPriority w:val="10"/>
+    <w:qFormat/>
+    <w:pPr>
+      <w:keepNext/>
+      <w:keepLines/>
+      <w:pageBreakBefore/>
+      <w:widowControl/>
+      <w:spacing w:line="360" w:lineRule="auto" w:before="0" w:after="240"/>
+      <w:ind w:firstLine="0" w:firstLineChars="0"/>
+      <w:jc w:val="center"/>
+      <w:outlineLvl w:val="0"/>
+    </w:pPr>
+    <w:rPr>
+      <w:rFonts w:ascii="Times New Roman" w:hAnsi="Times New Roman" w:cs="Times New Roman" w:eastAsia="SimHei" w:hint="eastAsia"/>
+      <w:b w:val="1"/>
+      <w:sz w:val="32"/>
+      <w:color w:val="000000"/>
+      <w:bCs w:val="1"/>
+    </w:rPr>
+  </w:style>
+  <w:style w:type="paragraph" w:customStyle="1" w:styleId="宜宾论文-中文摘要正文">
+    <w:name w:val="宜宾论文-中文摘要正文"/>
+    <w:basedOn w:val="Normal"/>
+    <w:uiPriority w:val="12"/>
+    <w:qFormat/>
+    <w:pPr>
+      <w:pageBreakBefore w:val="0"/>
+      <w:widowControl/>
+      <w:spacing w:line="360" w:lineRule="auto" w:before="0" w:after="0"/>
+      <w:ind w:firstLine="480" w:firstLineChars="200"/>
+      <w:jc w:val="both"/>
+    </w:pPr>
+    <w:rPr>
+      <w:rFonts w:ascii="Times New Roman" w:hAnsi="Times New Roman" w:cs="Times New Roman" w:eastAsia="SimSun" w:hint="eastAsia"/>
+      <w:b w:val="0"/>
+      <w:sz w:val="24"/>
+      <w:color w:val="000000"/>
+      <w:bCs w:val="0"/>
+    </w:rPr>
+  </w:style>
+  <w:style w:type="paragraph" w:customStyle="1" w:styleId="宜宾论文-英文摘要正文">
+    <w:name w:val="宜宾论文-英文摘要正文"/>
+    <w:basedOn w:val="Normal"/>
+    <w:uiPriority w:val="13"/>
+    <w:qFormat/>
+    <w:pPr>
+      <w:pageBreakBefore w:val="0"/>
+      <w:widowControl/>
+      <w:spacing w:line="360" w:lineRule="auto" w:before="0" w:after="0"/>
+      <w:ind w:firstLine="0" w:firstLineChars="0"/>
+      <w:jc w:val="both"/>
+    </w:pPr>
+    <w:rPr>
+      <w:rFonts w:ascii="Times New Roman" w:hAnsi="Times New Roman" w:cs="Times New Roman" w:eastAsia="Times New Roman" w:hint="eastAsia"/>
+      <w:b w:val="0"/>
+      <w:sz w:val="24"/>
+      <w:color w:val="000000"/>
+      <w:bCs w:val="0"/>
+    </w:rPr>
+  </w:style>
+  <w:style w:type="paragraph" w:customStyle="1" w:styleId="宜宾论文-关键词">
+    <w:name w:val="宜宾论文-关键词"/>
+    <w:basedOn w:val="Normal"/>
+    <w:uiPriority w:val="14"/>
+    <w:qFormat/>
+    <w:pPr>
+      <w:pageBreakBefore w:val="0"/>
+      <w:widowControl/>
+      <w:spacing w:line="360" w:lineRule="auto" w:before="120" w:after="0"/>
+      <w:ind w:firstLine="0" w:firstLineChars="0"/>
+      <w:jc w:val="left"/>
+    </w:pPr>
+    <w:rPr>
+      <w:rFonts w:ascii="Times New Roman" w:hAnsi="Times New Roman" w:cs="Times New Roman" w:eastAsia="SimSun" w:hint="eastAsia"/>
+      <w:b w:val="0"/>
+      <w:sz w:val="24"/>
+      <w:color w:val="000000"/>
+      <w:bCs w:val="0"/>
+    </w:rPr>
+  </w:style>
+  <w:style w:type="paragraph" w:customStyle="1" w:styleId="宜宾论文-插图">
+    <w:name w:val="宜宾论文-插图"/>
+    <w:basedOn w:val="Normal"/>
+    <w:next w:val="宜宾论文-图题"/>
+    <w:uiPriority w:val="19"/>
+    <w:qFormat/>
+    <w:pPr>
+      <w:keepNext/>
+      <w:keepLines/>
+      <w:pageBreakBefore w:val="0"/>
+      <w:widowControl/>
+      <w:spacing w:line="240" w:lineRule="auto" w:before="0" w:after="0"/>
+      <w:ind w:firstLine="0" w:firstLineChars="0"/>
+      <w:jc w:val="center"/>
+    </w:pPr>
+    <w:rPr>
+      <w:rFonts w:ascii="Times New Roman" w:hAnsi="Times New Roman" w:cs="Times New Roman" w:eastAsia="SimSun" w:hint="eastAsia"/>
+      <w:b w:val="0"/>
+      <w:sz w:val="24"/>
+      <w:color w:val="000000"/>
+      <w:bCs w:val="0"/>
+    </w:rPr>
+  </w:style>
+  <w:style w:type="paragraph" w:customStyle="1" w:styleId="宜宾论文-公式">
+    <w:name w:val="宜宾论文-公式"/>
+    <w:basedOn w:val="Normal"/>
+    <w:next w:val="宜宾论文-正文"/>
+    <w:uiPriority w:val="32"/>
+    <w:qFormat/>
+    <w:pPr>
+      <w:pageBreakBefore w:val="0"/>
+      <w:widowControl/>
+      <w:spacing w:line="240" w:lineRule="auto" w:before="60" w:after="60"/>
+      <w:ind w:firstLine="0" w:firstLineChars="0"/>
+      <w:jc w:val="left"/>
+      <w:tabs>
+        <w:tab w:val="center" w:pos="4394"/>
+        <w:tab w:val="right" w:pos="8787"/>
+      </w:tabs>
+    </w:pPr>
+    <w:rPr>
+      <w:rFonts w:ascii="Times New Roman" w:hAnsi="Times New Roman" w:cs="Times New Roman" w:eastAsia="SimSun" w:hint="eastAsia"/>
+      <w:b w:val="0"/>
+      <w:sz w:val="24"/>
+      <w:color w:val="000000"/>
+      <w:bCs w:val="0"/>
+    </w:rPr>
+  </w:style>
+  <w:style w:type="paragraph" w:customStyle="1" w:styleId="宜宾论文-图题">
+    <w:name w:val="宜宾论文-图题"/>
+    <w:basedOn w:val="Caption"/>
+    <w:next w:val="宜宾论文-正文"/>
+    <w:uiPriority w:val="20"/>
+    <w:qFormat/>
+    <w:pPr>
+      <w:pageBreakBefore w:val="0"/>
+      <w:widowControl/>
+      <w:spacing w:line="240" w:lineRule="auto" w:before="60" w:after="60"/>
+      <w:ind w:firstLine="0" w:firstLineChars="0"/>
+      <w:jc w:val="center"/>
+    </w:pPr>
+    <w:rPr>
+      <w:rFonts w:ascii="Times New Roman" w:hAnsi="Times New Roman" w:cs="Times New Roman" w:eastAsia="SimSun" w:hint="eastAsia"/>
+      <w:b w:val="0"/>
+      <w:sz w:val="21"/>
+      <w:color w:val="000000"/>
+      <w:bCs w:val="0"/>
+    </w:rPr>
+  </w:style>
+  <w:style w:type="paragraph" w:customStyle="1" w:styleId="宜宾论文-表题">
+    <w:name w:val="宜宾论文-表题"/>
+    <w:basedOn w:val="Caption"/>
+    <w:next w:val="宜宾论文-表格正文"/>
+    <w:uiPriority w:val="21"/>
+    <w:qFormat/>
+    <w:pPr>
+      <w:keepNext/>
+      <w:keepLines/>
+      <w:pageBreakBefore w:val="0"/>
+      <w:widowControl/>
+      <w:spacing w:line="240" w:lineRule="auto" w:before="60" w:after="60"/>
+      <w:ind w:firstLine="0" w:firstLineChars="0"/>
+      <w:jc w:val="center"/>
+    </w:pPr>
+    <w:rPr>
+      <w:rFonts w:ascii="Times New Roman" w:hAnsi="Times New Roman" w:cs="Times New Roman" w:eastAsia="SimSun" w:hint="eastAsia"/>
+      <w:b w:val="0"/>
+      <w:sz w:val="21"/>
+      <w:color w:val="000000"/>
+      <w:bCs w:val="0"/>
+    </w:rPr>
+  </w:style>
+  <w:style w:type="paragraph" w:customStyle="1" w:styleId="宜宾论文-续表题">
+    <w:name w:val="宜宾论文-续表题"/>
+    <w:basedOn w:val="Caption"/>
+    <w:next w:val="宜宾论文-表头"/>
+    <w:uiPriority w:val="22"/>
+    <w:qFormat/>
+    <w:pPr>
+      <w:keepNext/>
+      <w:keepLines/>
+      <w:pageBreakBefore/>
+      <w:widowControl/>
+      <w:spacing w:line="240" w:lineRule="auto" w:before="0" w:after="0"/>
+      <w:ind w:firstLine="0" w:firstLineChars="0"/>
+      <w:jc w:val="right"/>
+    </w:pPr>
+    <w:rPr>
+      <w:rFonts w:ascii="Times New Roman" w:hAnsi="Times New Roman" w:cs="Times New Roman" w:eastAsia="SimSun" w:hint="eastAsia"/>
+      <w:b w:val="0"/>
+      <w:sz w:val="21"/>
+      <w:color w:val="000000"/>
+      <w:bCs w:val="0"/>
+    </w:rPr>
+  </w:style>
+  <w:style w:type="paragraph" w:customStyle="1" w:styleId="宜宾论文-表格正文">
+    <w:name w:val="宜宾论文-表格正文"/>
+    <w:basedOn w:val="Normal"/>
+    <w:uiPriority w:val="23"/>
+    <w:qFormat/>
+    <w:pPr>
+      <w:pageBreakBefore w:val="0"/>
+      <w:widowControl/>
+      <w:spacing w:line="240" w:lineRule="auto" w:before="0" w:after="0"/>
+      <w:ind w:firstLine="0" w:firstLineChars="0"/>
+      <w:jc w:val="left"/>
+    </w:pPr>
+    <w:rPr>
+      <w:rFonts w:ascii="Times New Roman" w:hAnsi="Times New Roman" w:cs="Times New Roman" w:eastAsia="SimSun" w:hint="eastAsia"/>
+      <w:b w:val="0"/>
+      <w:sz w:val="21"/>
+      <w:color w:val="000000"/>
+      <w:bCs w:val="0"/>
+    </w:rPr>
+  </w:style>
+  <w:style w:type="paragraph" w:customStyle="1" w:styleId="宜宾论文-表格居中">
+    <w:name w:val="宜宾论文-表格居中"/>
+    <w:basedOn w:val="Normal"/>
+    <w:uiPriority w:val="24"/>
+    <w:qFormat/>
+    <w:pPr>
+      <w:pageBreakBefore w:val="0"/>
+      <w:widowControl/>
+      <w:spacing w:line="240" w:lineRule="auto" w:before="0" w:after="0"/>
+      <w:ind w:firstLine="0" w:firstLineChars="0"/>
+      <w:jc w:val="center"/>
+    </w:pPr>
+    <w:rPr>
+      <w:rFonts w:ascii="Times New Roman" w:hAnsi="Times New Roman" w:cs="Times New Roman" w:eastAsia="SimSun" w:hint="eastAsia"/>
+      <w:b w:val="0"/>
+      <w:sz w:val="21"/>
+      <w:color w:val="000000"/>
+      <w:bCs w:val="0"/>
+    </w:rPr>
+  </w:style>
+  <w:style w:type="paragraph" w:customStyle="1" w:styleId="宜宾论文-表格右对齐">
+    <w:name w:val="宜宾论文-表格右对齐"/>
+    <w:basedOn w:val="Normal"/>
+    <w:uiPriority w:val="25"/>
+    <w:qFormat/>
+    <w:pPr>
+      <w:pageBreakBefore w:val="0"/>
+      <w:widowControl/>
+      <w:spacing w:line="240" w:lineRule="auto" w:before="0" w:after="0"/>
+      <w:ind w:firstLine="0" w:firstLineChars="0"/>
+      <w:jc w:val="right"/>
+    </w:pPr>
+    <w:rPr>
+      <w:rFonts w:ascii="Times New Roman" w:hAnsi="Times New Roman" w:cs="Times New Roman" w:eastAsia="SimSun" w:hint="eastAsia"/>
+      <w:b w:val="0"/>
+      <w:sz w:val="21"/>
+      <w:color w:val="000000"/>
+      <w:bCs w:val="0"/>
+    </w:rPr>
+  </w:style>
+  <w:style w:type="paragraph" w:customStyle="1" w:styleId="宜宾论文-表头">
+    <w:name w:val="宜宾论文-表头"/>
+    <w:basedOn w:val="Normal"/>
+    <w:uiPriority w:val="26"/>
+    <w:qFormat/>
+    <w:pPr>
+      <w:keepNext/>
+      <w:keepLines/>
+      <w:pageBreakBefore w:val="0"/>
+      <w:widowControl/>
+      <w:spacing w:line="240" w:lineRule="auto" w:before="0" w:after="0"/>
+      <w:ind w:firstLine="0" w:firstLineChars="0"/>
+      <w:jc w:val="center"/>
+    </w:pPr>
+    <w:rPr>
+      <w:rFonts w:ascii="Times New Roman" w:hAnsi="Times New Roman" w:cs="Times New Roman" w:eastAsia="SimSun" w:hint="eastAsia"/>
+      <w:b w:val="0"/>
+      <w:sz w:val="21"/>
+      <w:color w:val="000000"/>
+      <w:bCs w:val="0"/>
+    </w:rPr>
+  </w:style>
+  <w:style w:type="paragraph" w:customStyle="1" w:styleId="宜宾论文-表头左对齐">
+    <w:name w:val="宜宾论文-表头左对齐"/>
+    <w:basedOn w:val="Normal"/>
+    <w:uiPriority w:val="27"/>
+    <w:qFormat/>
+    <w:pPr>
+      <w:keepNext/>
+      <w:keepLines/>
+      <w:pageBreakBefore w:val="0"/>
+      <w:widowControl/>
+      <w:spacing w:line="240" w:lineRule="auto" w:before="0" w:after="0"/>
+      <w:ind w:firstLine="0" w:firstLineChars="0"/>
+      <w:jc w:val="left"/>
+    </w:pPr>
+    <w:rPr>
+      <w:rFonts w:ascii="Times New Roman" w:hAnsi="Times New Roman" w:cs="Times New Roman" w:eastAsia="SimSun" w:hint="eastAsia"/>
+      <w:b w:val="0"/>
+      <w:sz w:val="21"/>
+      <w:color w:val="000000"/>
+      <w:bCs w:val="0"/>
+    </w:rPr>
+  </w:style>
+  <w:style w:type="paragraph" w:customStyle="1" w:styleId="宜宾论文-表头右对齐">
+    <w:name w:val="宜宾论文-表头右对齐"/>
+    <w:basedOn w:val="Normal"/>
+    <w:uiPriority w:val="28"/>
+    <w:qFormat/>
+    <w:pPr>
+      <w:keepNext/>
+      <w:keepLines/>
+      <w:pageBreakBefore w:val="0"/>
+      <w:widowControl/>
+      <w:spacing w:line="240" w:lineRule="auto" w:before="0" w:after="0"/>
+      <w:ind w:firstLine="0" w:firstLineChars="0"/>
+      <w:jc w:val="right"/>
+    </w:pPr>
+    <w:rPr>
+      <w:rFonts w:ascii="Times New Roman" w:hAnsi="Times New Roman" w:cs="Times New Roman" w:eastAsia="SimSun" w:hint="eastAsia"/>
+      <w:b w:val="0"/>
+      <w:sz w:val="21"/>
+      <w:color w:val="000000"/>
+      <w:bCs w:val="0"/>
+    </w:rPr>
+  </w:style>
+  <w:style w:type="paragraph" w:customStyle="1" w:styleId="宜宾论文-参考文献">
+    <w:name w:val="宜宾论文-参考文献"/>
+    <w:basedOn w:val="Normal"/>
+    <w:uiPriority w:val="29"/>
+    <w:qFormat/>
+    <w:pPr>
+      <w:pageBreakBefore w:val="0"/>
+      <w:widowControl/>
+      <w:spacing w:line="360" w:lineRule="auto" w:before="0" w:after="0"/>
+      <w:ind w:firstLineChars="0" w:left="420" w:hanging="420"/>
+      <w:jc w:val="both"/>
+    </w:pPr>
+    <w:rPr>
+      <w:rFonts w:ascii="Times New Roman" w:hAnsi="Times New Roman" w:cs="Times New Roman" w:eastAsia="SimSun" w:hint="eastAsia"/>
+      <w:b w:val="0"/>
+      <w:sz w:val="21"/>
+      <w:color w:val="000000"/>
+      <w:bCs w:val="0"/>
+    </w:rPr>
+  </w:style>
+  <w:style w:type="paragraph" w:customStyle="1" w:styleId="宜宾论文-注释">
+    <w:name w:val="宜宾论文-注释"/>
+    <w:basedOn w:val="Normal"/>
+    <w:uiPriority w:val="30"/>
+    <w:qFormat/>
+    <w:pPr>
+      <w:pageBreakBefore w:val="0"/>
+      <w:widowControl/>
+      <w:spacing w:line="360" w:lineRule="auto" w:before="0" w:after="0"/>
+      <w:ind w:firstLine="0" w:firstLineChars="0"/>
+      <w:jc w:val="both"/>
+    </w:pPr>
+    <w:rPr>
+      <w:rFonts w:ascii="Times New Roman" w:hAnsi="Times New Roman" w:cs="Times New Roman" w:eastAsia="SimSun" w:hint="eastAsia"/>
+      <w:b w:val="0"/>
+      <w:sz w:val="21"/>
+      <w:color w:val="000000"/>
+      <w:bCs w:val="0"/>
+    </w:rPr>
+  </w:style>
+  <w:style w:type="character" w:customStyle="1" w:styleId="宜宾论文-文献上标">
+    <w:name w:val="宜宾论文-文献上标"/>
+    <w:basedOn w:val="DefaultParagraphFont"/>
+    <w:uiPriority w:val="31"/>
+    <w:qFormat/>
+    <w:rPr>
+      <w:rFonts w:ascii="Times New Roman" w:hAnsi="Times New Roman" w:cs="Times New Roman" w:eastAsia="SimSun" w:hint="eastAsia"/>
+      <w:b w:val="0"/>
+      <w:sz w:val="18"/>
+      <w:color w:val="000000"/>
+      <w:bCs w:val="0"/>
+      <w:vertAlign w:val="superscript"/>
+    </w:rPr>
+  </w:style>
+  <w:style w:type="table" w:customStyle="1" w:styleId="宜宾论文-三线表">
+    <w:name w:val="宜宾论文-三线表"/>
+    <w:uiPriority w:val="23"/>
+    <w:qFormat/>
+    <w:rPr>
+      <w:rFonts w:ascii="Times New Roman" w:hAnsi="Times New Roman" w:cs="Times New Roman" w:eastAsia="SimSun" w:hint="eastAsia"/>
+      <w:b w:val="0"/>
+      <w:sz w:val="21"/>
+      <w:color w:val="000000"/>
+      <w:bCs w:val="0"/>
+    </w:rPr>
+    <w:tblPr>
+      <w:tblBorders>
+        <w:top w:val="single" w:sz="12" w:color="000000"/>
+        <w:bottom w:val="single" w:sz="12" w:color="000000"/>
+        <w:left w:val="nil" w:sz="0" w:color="000000"/>
+        <w:right w:val="nil" w:sz="0" w:color="000000"/>
+        <w:insideH w:val="nil" w:sz="0" w:color="000000"/>
+        <w:insideV w:val="nil" w:sz="0" w:color="000000"/>
+      </w:tblBorders>
+    </w:tblPr>
   </w:style>
 </w:styles>
 </file>

--- a/word/reference.docx
+++ b/word/reference.docx
@@ -467,18 +467,15 @@
     <w:pPr>
       <w:keepNext/>
       <w:keepLines/>
-      <w:pageBreakBefore w:val="0"/>
-      <w:widowControl/>
-      <w:spacing w:before="240" w:after="120" w:line="360" w:lineRule="auto"/>
-      <w:ind w:firstLine="480" w:firstLineChars="200"/>
+      <w:spacing w:before="480" w:after="0"/>
       <w:outlineLvl w:val="0"/>
     </w:pPr>
     <w:rPr>
-      <w:rFonts w:asciiTheme="majorHAnsi" w:eastAsiaTheme="majorEastAsia" w:hAnsiTheme="majorHAnsi" w:cstheme="majorBidi" w:ascii="Times New Roman" w:hAnsi="Times New Roman" w:cs="Times New Roman" w:eastAsia="SimHei" w:hint="eastAsia"/>
-      <w:b w:val="1"/>
-      <w:bCs w:val="1"/>
-      <w:color w:val="000000"/>
-      <w:sz w:val="32"/>
+      <w:rFonts w:asciiTheme="majorHAnsi" w:eastAsiaTheme="majorEastAsia" w:hAnsiTheme="majorHAnsi" w:cstheme="majorBidi"/>
+      <w:b/>
+      <w:bCs/>
+      <w:color w:val="365F91" w:themeColor="accent1" w:themeShade="BF"/>
+      <w:sz w:val="28"/>
       <w:szCs w:val="28"/>
     </w:rPr>
   </w:style>
@@ -494,18 +491,15 @@
     <w:pPr>
       <w:keepNext/>
       <w:keepLines/>
-      <w:pageBreakBefore w:val="0"/>
-      <w:widowControl/>
-      <w:spacing w:before="180" w:after="120" w:line="360" w:lineRule="auto"/>
-      <w:ind w:firstLine="480" w:firstLineChars="200"/>
+      <w:spacing w:before="200" w:after="0"/>
       <w:outlineLvl w:val="1"/>
     </w:pPr>
     <w:rPr>
-      <w:rFonts w:asciiTheme="majorHAnsi" w:eastAsiaTheme="majorEastAsia" w:hAnsiTheme="majorHAnsi" w:cstheme="majorBidi" w:ascii="Times New Roman" w:hAnsi="Times New Roman" w:cs="Times New Roman" w:eastAsia="KaiTi" w:hint="eastAsia"/>
-      <w:b w:val="1"/>
-      <w:bCs w:val="1"/>
-      <w:color w:val="000000"/>
-      <w:sz w:val="30"/>
+      <w:rFonts w:asciiTheme="majorHAnsi" w:eastAsiaTheme="majorEastAsia" w:hAnsiTheme="majorHAnsi" w:cstheme="majorBidi"/>
+      <w:b/>
+      <w:bCs/>
+      <w:color w:val="4F81BD" w:themeColor="accent1"/>
+      <w:sz w:val="26"/>
       <w:szCs w:val="26"/>
     </w:rPr>
   </w:style>
@@ -521,18 +515,14 @@
     <w:pPr>
       <w:keepNext/>
       <w:keepLines/>
-      <w:pageBreakBefore w:val="0"/>
-      <w:widowControl/>
-      <w:spacing w:before="120" w:after="60" w:line="360" w:lineRule="auto"/>
-      <w:ind w:firstLine="480" w:firstLineChars="200"/>
+      <w:spacing w:before="200" w:after="0"/>
       <w:outlineLvl w:val="2"/>
     </w:pPr>
     <w:rPr>
-      <w:rFonts w:asciiTheme="majorHAnsi" w:eastAsiaTheme="majorEastAsia" w:hAnsiTheme="majorHAnsi" w:cstheme="majorBidi" w:ascii="Times New Roman" w:hAnsi="Times New Roman" w:cs="Times New Roman" w:eastAsia="SimSun" w:hint="eastAsia"/>
-      <w:b w:val="1"/>
-      <w:bCs w:val="1"/>
-      <w:color w:val="000000"/>
-      <w:sz w:val="28"/>
+      <w:rFonts w:asciiTheme="majorHAnsi" w:eastAsiaTheme="majorEastAsia" w:hAnsiTheme="majorHAnsi" w:cstheme="majorBidi"/>
+      <w:b/>
+      <w:bCs/>
+      <w:color w:val="4F81BD" w:themeColor="accent1"/>
     </w:rPr>
   </w:style>
   <w:style w:type="paragraph" w:styleId="Heading4">
@@ -548,19 +538,16 @@
     <w:pPr>
       <w:keepNext/>
       <w:keepLines/>
-      <w:pageBreakBefore w:val="0"/>
-      <w:widowControl/>
-      <w:spacing w:before="120" w:after="60" w:line="360" w:lineRule="auto"/>
-      <w:ind w:firstLine="480" w:firstLineChars="200"/>
+      <w:spacing w:before="200" w:after="0"/>
       <w:outlineLvl w:val="3"/>
     </w:pPr>
     <w:rPr>
-      <w:rFonts w:asciiTheme="majorHAnsi" w:eastAsiaTheme="majorEastAsia" w:hAnsiTheme="majorHAnsi" w:cstheme="majorBidi" w:ascii="Times New Roman" w:hAnsi="Times New Roman" w:cs="Times New Roman" w:eastAsia="SimSun" w:hint="eastAsia"/>
-      <w:b w:val="1"/>
-      <w:bCs w:val="1"/>
+      <w:rFonts w:asciiTheme="majorHAnsi" w:eastAsiaTheme="majorEastAsia" w:hAnsiTheme="majorHAnsi" w:cstheme="majorBidi"/>
+      <w:b/>
+      <w:bCs/>
+      <w:i/>
       <w:iCs/>
-      <w:color w:val="000000"/>
-      <w:sz w:val="28"/>
+      <w:color w:val="4F81BD" w:themeColor="accent1"/>
     </w:rPr>
   </w:style>
   <w:style w:type="paragraph" w:styleId="Heading5">
@@ -12180,86 +12167,6 @@
       <w:bCs w:val="0"/>
     </w:rPr>
   </w:style>
-  <w:style w:type="paragraph" w:customStyle="1" w:styleId="YibinHeading1">
-    <w:name w:val="Yibin Heading 1"/>
-    <w:basedOn w:val="Normal"/>
-    <w:pPr>
-      <w:keepNext/>
-      <w:keepLines/>
-      <w:pageBreakBefore w:val="0"/>
-      <w:widowControl/>
-      <w:spacing w:line="360" w:lineRule="auto" w:before="240" w:after="120"/>
-      <w:ind w:firstLine="480" w:firstLineChars="200"/>
-      <w:outlineLvl w:val="0"/>
-    </w:pPr>
-    <w:rPr>
-      <w:rFonts w:ascii="Times New Roman" w:hAnsi="Times New Roman" w:cs="Times New Roman" w:eastAsia="SimHei" w:hint="eastAsia"/>
-      <w:b w:val="1"/>
-      <w:sz w:val="32"/>
-      <w:color w:val="000000"/>
-      <w:bCs w:val="1"/>
-    </w:rPr>
-  </w:style>
-  <w:style w:type="paragraph" w:customStyle="1" w:styleId="YibinHeading2">
-    <w:name w:val="Yibin Heading 2"/>
-    <w:basedOn w:val="Normal"/>
-    <w:pPr>
-      <w:keepNext/>
-      <w:keepLines/>
-      <w:pageBreakBefore w:val="0"/>
-      <w:widowControl/>
-      <w:spacing w:line="360" w:lineRule="auto" w:before="180" w:after="120"/>
-      <w:ind w:firstLine="480" w:firstLineChars="200"/>
-      <w:outlineLvl w:val="1"/>
-    </w:pPr>
-    <w:rPr>
-      <w:rFonts w:ascii="Times New Roman" w:hAnsi="Times New Roman" w:cs="Times New Roman" w:eastAsia="KaiTi" w:hint="eastAsia"/>
-      <w:b w:val="1"/>
-      <w:sz w:val="30"/>
-      <w:color w:val="000000"/>
-      <w:bCs w:val="1"/>
-    </w:rPr>
-  </w:style>
-  <w:style w:type="paragraph" w:customStyle="1" w:styleId="YibinHeading3">
-    <w:name w:val="Yibin Heading 3"/>
-    <w:basedOn w:val="Normal"/>
-    <w:pPr>
-      <w:keepNext/>
-      <w:keepLines/>
-      <w:pageBreakBefore w:val="0"/>
-      <w:widowControl/>
-      <w:spacing w:line="360" w:lineRule="auto" w:before="120" w:after="60"/>
-      <w:ind w:firstLine="480" w:firstLineChars="200"/>
-      <w:outlineLvl w:val="2"/>
-    </w:pPr>
-    <w:rPr>
-      <w:rFonts w:ascii="Times New Roman" w:hAnsi="Times New Roman" w:cs="Times New Roman" w:eastAsia="SimSun" w:hint="eastAsia"/>
-      <w:b w:val="1"/>
-      <w:sz w:val="28"/>
-      <w:color w:val="000000"/>
-      <w:bCs w:val="1"/>
-    </w:rPr>
-  </w:style>
-  <w:style w:type="paragraph" w:customStyle="1" w:styleId="YibinHeading4">
-    <w:name w:val="Yibin Heading 4"/>
-    <w:basedOn w:val="Normal"/>
-    <w:pPr>
-      <w:keepNext/>
-      <w:keepLines/>
-      <w:pageBreakBefore w:val="0"/>
-      <w:widowControl/>
-      <w:spacing w:line="360" w:lineRule="auto" w:before="120" w:after="60"/>
-      <w:ind w:firstLine="480" w:firstLineChars="200"/>
-      <w:outlineLvl w:val="3"/>
-    </w:pPr>
-    <w:rPr>
-      <w:rFonts w:ascii="Times New Roman" w:hAnsi="Times New Roman" w:cs="Times New Roman" w:eastAsia="SimSun" w:hint="eastAsia"/>
-      <w:b w:val="1"/>
-      <w:sz w:val="28"/>
-      <w:color w:val="000000"/>
-      <w:bCs w:val="1"/>
-    </w:rPr>
-  </w:style>
   <w:style w:type="paragraph" w:customStyle="1" w:styleId="TableCaption">
     <w:name w:val="Table Caption"/>
     <w:basedOn w:val="Caption"/>
@@ -12419,6 +12326,29 @@
       <w:bCs w:val="0"/>
     </w:rPr>
   </w:style>
+  <w:style w:type="paragraph" w:styleId="TableofFigures">
+    <w:name w:val="Table of Figures"/>
+    <w:basedOn w:val="Normal"/>
+    <w:uiPriority w:val="44"/>
+    <w:qFormat/>
+    <w:pPr>
+      <w:pageBreakBefore w:val="0"/>
+      <w:widowControl/>
+      <w:spacing w:line="360" w:lineRule="auto" w:before="0" w:after="0"/>
+      <w:ind w:firstLineChars="0" w:firstLine="0" w:left="0" w:right="0" w:leftChars="0" w:rightChars="0" w:hanging="0" w:hangingChars="0"/>
+      <w:jc w:val="both"/>
+      <w:tabs>
+        <w:tab w:val="right" w:leader="dot" w:pos="8777"/>
+      </w:tabs>
+    </w:pPr>
+    <w:rPr>
+      <w:rFonts w:ascii="SimSun" w:hAnsi="SimSun" w:cs="SimSun" w:eastAsia="SimSun" w:hint="eastAsia"/>
+      <w:b w:val="0"/>
+      <w:sz w:val="24"/>
+      <w:color w:val="000000"/>
+      <w:bCs w:val="0"/>
+    </w:rPr>
+  </w:style>
   <w:style w:type="paragraph" w:customStyle="1" w:styleId="CoverLogo">
     <w:name w:val="CoverLogo"/>
     <w:pPr>
@@ -12470,12 +12400,47 @@
       <w:bCs w:val="1"/>
     </w:rPr>
   </w:style>
+  <w:style w:type="paragraph" w:customStyle="1" w:styleId="CoverVersion">
+    <w:name w:val="CoverVersion"/>
+    <w:pPr>
+      <w:pageBreakBefore w:val="0"/>
+      <w:widowControl/>
+      <w:spacing w:line="240" w:lineRule="auto" w:before="0" w:after="460"/>
+      <w:ind w:firstLine="0" w:firstLineChars="0"/>
+      <w:jc w:val="center"/>
+    </w:pPr>
+    <w:rPr>
+      <w:rFonts w:ascii="Times New Roman" w:hAnsi="Times New Roman" w:cs="Times New Roman" w:eastAsia="SimHei" w:hint="eastAsia"/>
+      <w:b w:val="0"/>
+      <w:sz w:val="28"/>
+      <w:color w:val="000000"/>
+      <w:bCs w:val="0"/>
+    </w:rPr>
+  </w:style>
   <w:style w:type="paragraph" w:customStyle="1" w:styleId="CoverTitle">
     <w:name w:val="CoverTitle"/>
     <w:pPr>
       <w:pageBreakBefore w:val="0"/>
       <w:widowControl/>
       <w:spacing w:line="480" w:lineRule="auto" w:before="0" w:after="946"/>
+      <w:ind w:firstLine="0" w:firstLineChars="0"/>
+      <w:jc w:val="center"/>
+    </w:pPr>
+    <w:rPr>
+      <w:rFonts w:ascii="Times New Roman" w:hAnsi="Times New Roman" w:cs="Times New Roman" w:eastAsia="SimHei" w:hint="eastAsia"/>
+      <w:b w:val="1"/>
+      <w:sz w:val="36"/>
+      <w:color w:val="000000"/>
+      <w:bCs w:val="1"/>
+      <w:u w:val="single"/>
+    </w:rPr>
+  </w:style>
+  <w:style w:type="paragraph" w:customStyle="1" w:styleId="CoverTitleWithVersion">
+    <w:name w:val="CoverTitleWithVersion"/>
+    <w:pPr>
+      <w:pageBreakBefore w:val="0"/>
+      <w:widowControl/>
+      <w:spacing w:line="480" w:lineRule="auto" w:before="0" w:after="200"/>
       <w:ind w:firstLine="0" w:firstLineChars="0"/>
       <w:jc w:val="center"/>
     </w:pPr>
@@ -12526,6 +12491,23 @@
       <w:bCs w:val="1"/>
     </w:rPr>
   </w:style>
+  <w:style w:type="paragraph" w:customStyle="1" w:styleId="CoverDate">
+    <w:name w:val="CoverDate"/>
+    <w:pPr>
+      <w:pageBreakBefore w:val="0"/>
+      <w:widowControl/>
+      <w:spacing w:line="240" w:lineRule="auto" w:before="480" w:after="0"/>
+      <w:ind w:firstLine="0" w:firstLineChars="0"/>
+      <w:jc w:val="center"/>
+    </w:pPr>
+    <w:rPr>
+      <w:rFonts w:ascii="Times New Roman" w:hAnsi="Times New Roman" w:cs="Times New Roman" w:eastAsia="SimSun" w:hint="eastAsia"/>
+      <w:b w:val="1"/>
+      <w:sz w:val="30"/>
+      <w:color w:val="000000"/>
+      <w:bCs w:val="1"/>
+    </w:rPr>
+  </w:style>
   <w:style w:type="paragraph" w:customStyle="1" w:styleId="YibinTableContinuation">
     <w:name w:val="Yibin Table Continuation"/>
     <w:pPr>
@@ -12901,6 +12883,26 @@
       <w:bCs w:val="0"/>
     </w:rPr>
   </w:style>
+  <w:style w:type="paragraph" w:customStyle="1" w:styleId="宜宾论文-列表正文">
+    <w:name w:val="宜宾论文-列表正文"/>
+    <w:basedOn w:val="Normal"/>
+    <w:uiPriority w:val="11"/>
+    <w:qFormat/>
+    <w:pPr>
+      <w:pageBreakBefore w:val="0"/>
+      <w:widowControl/>
+      <w:spacing w:line="360" w:lineRule="auto" w:before="0" w:after="0"/>
+      <w:ind w:firstLine="0" w:firstLineChars="0"/>
+      <w:jc w:val="both"/>
+    </w:pPr>
+    <w:rPr>
+      <w:rFonts w:ascii="Times New Roman" w:hAnsi="Times New Roman" w:cs="Times New Roman" w:eastAsia="SimSun" w:hint="eastAsia"/>
+      <w:b w:val="0"/>
+      <w:sz w:val="24"/>
+      <w:color w:val="000000"/>
+      <w:bCs w:val="0"/>
+    </w:rPr>
+  </w:style>
   <w:style w:type="paragraph" w:customStyle="1" w:styleId="宜宾论文-一级标题">
     <w:name w:val="宜宾论文-一级标题"/>
     <w:basedOn w:val="Normal"/>
@@ -12910,7 +12912,7 @@
     <w:pPr>
       <w:keepNext/>
       <w:keepLines/>
-      <w:pageBreakBefore w:val="0"/>
+      <w:pageBreakBefore/>
       <w:widowControl/>
       <w:spacing w:line="360" w:lineRule="auto" w:before="240" w:after="120"/>
       <w:ind w:firstLine="480" w:firstLineChars="200"/>
@@ -13111,6 +13113,30 @@
       <w:rFonts w:ascii="Times New Roman" w:hAnsi="Times New Roman" w:cs="Times New Roman" w:eastAsia="SimHei" w:hint="eastAsia"/>
       <w:b w:val="1"/>
       <w:sz w:val="32"/>
+      <w:color w:val="000000"/>
+      <w:bCs w:val="1"/>
+    </w:rPr>
+  </w:style>
+  <w:style w:type="paragraph" w:customStyle="1" w:styleId="宜宾论文-附录二级标题">
+    <w:name w:val="宜宾论文-附录二级标题"/>
+    <w:basedOn w:val="Normal"/>
+    <w:next w:val="宜宾论文-正文"/>
+    <w:uiPriority w:val="62"/>
+    <w:qFormat/>
+    <w:pPr>
+      <w:keepNext/>
+      <w:keepLines/>
+      <w:pageBreakBefore w:val="0"/>
+      <w:widowControl/>
+      <w:spacing w:line="360" w:lineRule="auto" w:before="180" w:after="120"/>
+      <w:ind w:firstLine="480" w:firstLineChars="200"/>
+      <w:jc w:val="left"/>
+      <w:outlineLvl w:val="1"/>
+    </w:pPr>
+    <w:rPr>
+      <w:rFonts w:ascii="Times New Roman" w:hAnsi="Times New Roman" w:cs="Times New Roman" w:eastAsia="KaiTi" w:hint="eastAsia"/>
+      <w:b w:val="1"/>
+      <w:sz w:val="30"/>
       <w:color w:val="000000"/>
       <w:bCs w:val="1"/>
     </w:rPr>
@@ -13456,6 +13482,275 @@
       <w:bCs w:val="0"/>
     </w:rPr>
   </w:style>
+  <w:style w:type="paragraph" w:customStyle="1" w:styleId="宜宾开题-标题">
+    <w:name w:val="宜宾开题-标题"/>
+    <w:basedOn w:val="Normal"/>
+    <w:next w:val="宜宾论文-正文"/>
+    <w:uiPriority w:val="50"/>
+    <w:qFormat/>
+    <w:pPr>
+      <w:keepNext/>
+      <w:keepLines/>
+      <w:pageBreakBefore w:val="0"/>
+      <w:widowControl/>
+      <w:spacing w:line="240" w:lineRule="auto" w:before="0" w:after="120"/>
+      <w:ind w:firstLine="0" w:firstLineChars="0"/>
+      <w:jc w:val="center"/>
+    </w:pPr>
+    <w:rPr>
+      <w:rFonts w:ascii="Times New Roman" w:hAnsi="Times New Roman" w:cs="Times New Roman" w:eastAsia="KaiTi" w:hint="eastAsia"/>
+      <w:b w:val="1"/>
+      <w:sz w:val="36"/>
+      <w:color w:val="000000"/>
+      <w:bCs w:val="1"/>
+    </w:rPr>
+  </w:style>
+  <w:style w:type="paragraph" w:customStyle="1" w:styleId="宜宾开题-副标题">
+    <w:name w:val="宜宾开题-副标题"/>
+    <w:basedOn w:val="Normal"/>
+    <w:next w:val="宜宾论文-正文"/>
+    <w:uiPriority w:val="51"/>
+    <w:qFormat/>
+    <w:pPr>
+      <w:keepNext/>
+      <w:keepLines/>
+      <w:pageBreakBefore w:val="0"/>
+      <w:widowControl/>
+      <w:spacing w:line="240" w:lineRule="auto" w:before="0" w:after="120"/>
+      <w:ind w:firstLine="0" w:firstLineChars="0"/>
+      <w:jc w:val="center"/>
+    </w:pPr>
+    <w:rPr>
+      <w:rFonts w:ascii="Times New Roman" w:hAnsi="Times New Roman" w:cs="Times New Roman" w:eastAsia="SimSun" w:hint="eastAsia"/>
+      <w:b w:val="1"/>
+      <w:sz w:val="24"/>
+      <w:color w:val="000000"/>
+      <w:bCs w:val="1"/>
+    </w:rPr>
+  </w:style>
+  <w:style w:type="paragraph" w:customStyle="1" w:styleId="宜宾开题-栏目">
+    <w:name w:val="宜宾开题-栏目"/>
+    <w:basedOn w:val="Normal"/>
+    <w:uiPriority w:val="52"/>
+    <w:qFormat/>
+    <w:pPr>
+      <w:pageBreakBefore w:val="0"/>
+      <w:widowControl/>
+      <w:spacing w:line="240" w:lineRule="auto" w:before="0" w:after="0"/>
+      <w:ind w:firstLine="0" w:firstLineChars="0"/>
+      <w:jc w:val="center"/>
+    </w:pPr>
+    <w:rPr>
+      <w:rFonts w:ascii="Times New Roman" w:hAnsi="Times New Roman" w:cs="Times New Roman" w:eastAsia="SimHei" w:hint="eastAsia"/>
+      <w:b w:val="1"/>
+      <w:sz w:val="24"/>
+      <w:color w:val="000000"/>
+      <w:bCs w:val="1"/>
+    </w:rPr>
+  </w:style>
+  <w:style w:type="paragraph" w:customStyle="1" w:styleId="宜宾开题-正文">
+    <w:name w:val="宜宾开题-正文"/>
+    <w:basedOn w:val="Normal"/>
+    <w:uiPriority w:val="53"/>
+    <w:qFormat/>
+    <w:pPr>
+      <w:pageBreakBefore w:val="0"/>
+      <w:widowControl/>
+      <w:spacing w:line="360" w:lineRule="auto" w:before="0" w:after="0"/>
+      <w:ind w:firstLine="480" w:firstLineChars="200"/>
+      <w:jc w:val="both"/>
+    </w:pPr>
+    <w:rPr>
+      <w:rFonts w:ascii="Times New Roman" w:hAnsi="Times New Roman" w:cs="Times New Roman" w:eastAsia="SimSun" w:hint="eastAsia"/>
+      <w:b w:val="0"/>
+      <w:sz w:val="24"/>
+      <w:color w:val="000000"/>
+      <w:bCs w:val="0"/>
+    </w:rPr>
+  </w:style>
+  <w:style w:type="paragraph" w:customStyle="1" w:styleId="宜宾开题-提示">
+    <w:name w:val="宜宾开题-提示"/>
+    <w:basedOn w:val="Normal"/>
+    <w:next w:val="宜宾开题-正文"/>
+    <w:uiPriority w:val="54"/>
+    <w:qFormat/>
+    <w:pPr>
+      <w:keepNext/>
+      <w:keepLines/>
+      <w:pageBreakBefore w:val="0"/>
+      <w:widowControl/>
+      <w:spacing w:line="360" w:lineRule="auto" w:before="0" w:after="0"/>
+      <w:ind w:firstLine="0" w:firstLineChars="0"/>
+      <w:jc w:val="left"/>
+    </w:pPr>
+    <w:rPr>
+      <w:rFonts w:ascii="Times New Roman" w:hAnsi="Times New Roman" w:cs="Times New Roman" w:eastAsia="SimSun" w:hint="eastAsia"/>
+      <w:b w:val="0"/>
+      <w:sz w:val="24"/>
+      <w:color w:val="000000"/>
+      <w:bCs w:val="0"/>
+    </w:rPr>
+  </w:style>
+  <w:style w:type="paragraph" w:customStyle="1" w:styleId="宜宾开题-无编号标题">
+    <w:name w:val="宜宾开题-无编号标题"/>
+    <w:basedOn w:val="Normal"/>
+    <w:next w:val="宜宾开题-正文"/>
+    <w:uiPriority w:val="55"/>
+    <w:qFormat/>
+    <w:pPr>
+      <w:keepNext/>
+      <w:keepLines/>
+      <w:pageBreakBefore w:val="0"/>
+      <w:widowControl/>
+      <w:spacing w:line="360" w:lineRule="auto" w:before="180" w:after="120"/>
+      <w:ind w:firstLine="480" w:firstLineChars="200"/>
+      <w:jc w:val="left"/>
+    </w:pPr>
+    <w:rPr>
+      <w:rFonts w:ascii="Times New Roman" w:hAnsi="Times New Roman" w:cs="Times New Roman" w:eastAsia="KaiTi" w:hint="eastAsia"/>
+      <w:b w:val="1"/>
+      <w:sz w:val="30"/>
+      <w:color w:val="000000"/>
+      <w:bCs w:val="1"/>
+    </w:rPr>
+  </w:style>
+  <w:style w:type="paragraph" w:customStyle="1" w:styleId="宜宾开题-签名">
+    <w:name w:val="宜宾开题-签名"/>
+    <w:basedOn w:val="Normal"/>
+    <w:uiPriority w:val="56"/>
+    <w:qFormat/>
+    <w:pPr>
+      <w:keepNext/>
+      <w:keepLines/>
+      <w:pageBreakBefore w:val="0"/>
+      <w:widowControl/>
+      <w:spacing w:line="360" w:lineRule="auto" w:before="0" w:after="0"/>
+      <w:ind w:firstLine="0" w:firstLineChars="0"/>
+      <w:jc w:val="right"/>
+    </w:pPr>
+    <w:rPr>
+      <w:rFonts w:ascii="Times New Roman" w:hAnsi="Times New Roman" w:cs="Times New Roman" w:eastAsia="SimSun" w:hint="eastAsia"/>
+      <w:b w:val="0"/>
+      <w:sz w:val="24"/>
+      <w:color w:val="000000"/>
+      <w:bCs w:val="0"/>
+    </w:rPr>
+  </w:style>
+  <w:style w:type="paragraph" w:customStyle="1" w:styleId="宜宾综述-文档标题">
+    <w:name w:val="宜宾综述-文档标题"/>
+    <w:basedOn w:val="Normal"/>
+    <w:next w:val="宜宾论文-正文"/>
+    <w:uiPriority w:val="57"/>
+    <w:qFormat/>
+    <w:pPr>
+      <w:keepNext/>
+      <w:keepLines/>
+      <w:pageBreakBefore w:val="0"/>
+      <w:widowControl/>
+      <w:spacing w:line="240" w:lineRule="auto" w:before="840" w:after="1440"/>
+      <w:ind w:firstLine="0" w:firstLineChars="0"/>
+      <w:jc w:val="center"/>
+    </w:pPr>
+    <w:rPr>
+      <w:rFonts w:ascii="Times New Roman" w:hAnsi="Times New Roman" w:cs="Times New Roman" w:eastAsia="SimHei" w:hint="eastAsia"/>
+      <w:b w:val="1"/>
+      <w:sz w:val="56"/>
+      <w:color w:val="000000"/>
+      <w:bCs w:val="1"/>
+    </w:rPr>
+  </w:style>
+  <w:style w:type="paragraph" w:customStyle="1" w:styleId="宜宾综述-论文题目">
+    <w:name w:val="宜宾综述-论文题目"/>
+    <w:basedOn w:val="Normal"/>
+    <w:next w:val="宜宾论文-正文"/>
+    <w:uiPriority w:val="58"/>
+    <w:qFormat/>
+    <w:pPr>
+      <w:keepNext/>
+      <w:keepLines/>
+      <w:pageBreakBefore w:val="0"/>
+      <w:widowControl/>
+      <w:spacing w:line="360" w:lineRule="auto" w:before="0" w:after="1560"/>
+      <w:ind w:firstLine="0" w:firstLineChars="0"/>
+      <w:jc w:val="center"/>
+    </w:pPr>
+    <w:rPr>
+      <w:rFonts w:ascii="Times New Roman" w:hAnsi="Times New Roman" w:cs="Times New Roman" w:eastAsia="SimHei" w:hint="eastAsia"/>
+      <w:b w:val="1"/>
+      <w:sz w:val="36"/>
+      <w:color w:val="000000"/>
+      <w:bCs w:val="1"/>
+    </w:rPr>
+  </w:style>
+  <w:style w:type="paragraph" w:customStyle="1" w:styleId="宜宾综述-信息标签">
+    <w:name w:val="宜宾综述-信息标签"/>
+    <w:basedOn w:val="Normal"/>
+    <w:uiPriority w:val="59"/>
+    <w:qFormat/>
+    <w:pPr>
+      <w:keepNext/>
+      <w:keepLines/>
+      <w:pageBreakBefore w:val="0"/>
+      <w:widowControl/>
+      <w:spacing w:line="240" w:lineRule="auto" w:before="0" w:after="0"/>
+      <w:ind w:firstLine="0" w:firstLineChars="0"/>
+      <w:jc w:val="left"/>
+    </w:pPr>
+    <w:rPr>
+      <w:rFonts w:ascii="Times New Roman" w:hAnsi="Times New Roman" w:cs="Times New Roman" w:eastAsia="SimHei" w:hint="eastAsia"/>
+      <w:b w:val="1"/>
+      <w:sz w:val="36"/>
+      <w:color w:val="000000"/>
+      <w:bCs w:val="1"/>
+    </w:rPr>
+  </w:style>
+  <w:style w:type="paragraph" w:customStyle="1" w:styleId="宜宾综述-信息值">
+    <w:name w:val="宜宾综述-信息值"/>
+    <w:basedOn w:val="Normal"/>
+    <w:uiPriority w:val="60"/>
+    <w:qFormat/>
+    <w:pPr>
+      <w:keepNext/>
+      <w:keepLines/>
+      <w:pageBreakBefore w:val="0"/>
+      <w:widowControl/>
+      <w:spacing w:line="240" w:lineRule="auto" w:before="0" w:after="0"/>
+      <w:ind w:firstLine="0" w:firstLineChars="0"/>
+      <w:jc w:val="center"/>
+      <w:pBdr>
+        <w:bottom w:val="single" w:sz="8" w:space="0" w:color="000000"/>
+      </w:pBdr>
+    </w:pPr>
+    <w:rPr>
+      <w:rFonts w:ascii="Times New Roman" w:hAnsi="Times New Roman" w:cs="Times New Roman" w:eastAsia="SimSun" w:hint="eastAsia"/>
+      <w:b w:val="1"/>
+      <w:sz w:val="32"/>
+      <w:color w:val="000000"/>
+      <w:bCs w:val="1"/>
+    </w:rPr>
+  </w:style>
+  <w:style w:type="paragraph" w:customStyle="1" w:styleId="宜宾综述-日期">
+    <w:name w:val="宜宾综述-日期"/>
+    <w:basedOn w:val="Normal"/>
+    <w:uiPriority w:val="61"/>
+    <w:qFormat/>
+    <w:pPr>
+      <w:keepNext/>
+      <w:keepLines/>
+      <w:pageBreakBefore w:val="0"/>
+      <w:widowControl/>
+      <w:spacing w:line="240" w:lineRule="auto" w:before="0" w:after="0"/>
+      <w:ind w:firstLine="0" w:firstLineChars="0"/>
+      <w:jc w:val="center"/>
+    </w:pPr>
+    <w:rPr>
+      <w:rFonts w:ascii="Times New Roman" w:hAnsi="Times New Roman" w:cs="Times New Roman" w:eastAsia="SimSun" w:hint="eastAsia"/>
+      <w:b w:val="1"/>
+      <w:sz w:val="32"/>
+      <w:color w:val="000000"/>
+      <w:bCs w:val="1"/>
+    </w:rPr>
+  </w:style>
   <w:style w:type="character" w:customStyle="1" w:styleId="宜宾论文-文献上标">
     <w:name w:val="宜宾论文-文献上标"/>
     <w:basedOn w:val="DefaultParagraphFont"/>
@@ -13486,6 +13781,98 @@
         <w:top w:val="single" w:sz="12" w:color="000000"/>
         <w:bottom w:val="single" w:sz="12" w:color="000000"/>
         <w:left w:val="nil" w:sz="0" w:color="000000"/>
+        <w:right w:val="nil" w:sz="0" w:color="000000"/>
+        <w:insideH w:val="nil" w:sz="0" w:color="000000"/>
+        <w:insideV w:val="nil" w:sz="0" w:color="000000"/>
+      </w:tblBorders>
+    </w:tblPr>
+  </w:style>
+  <w:style w:type="table" w:customStyle="1" w:styleId="YibinCoverLayout">
+    <w:name w:val="YibinCoverLayout"/>
+    <w:uiPriority w:val="61"/>
+    <w:qFormat/>
+    <w:rPr>
+      <w:rFonts w:ascii="Times New Roman" w:hAnsi="Times New Roman" w:cs="Times New Roman" w:eastAsia="SimSun" w:hint="eastAsia"/>
+      <w:b w:val="0"/>
+      <w:sz w:val="21"/>
+      <w:color w:val="000000"/>
+      <w:bCs w:val="0"/>
+    </w:rPr>
+    <w:tblPr>
+      <w:tblLayout w:type="fixed"/>
+      <w:tblBorders>
+        <w:top w:val="nil" w:sz="0" w:color="000000"/>
+        <w:left w:val="nil" w:sz="0" w:color="000000"/>
+        <w:bottom w:val="nil" w:sz="0" w:color="000000"/>
+        <w:right w:val="nil" w:sz="0" w:color="000000"/>
+        <w:insideH w:val="nil" w:sz="0" w:color="000000"/>
+        <w:insideV w:val="nil" w:sz="0" w:color="000000"/>
+      </w:tblBorders>
+    </w:tblPr>
+  </w:style>
+  <w:style w:type="table" w:customStyle="1" w:styleId="YibinFrontLayout">
+    <w:name w:val="YibinFrontLayout"/>
+    <w:uiPriority w:val="62"/>
+    <w:qFormat/>
+    <w:rPr>
+      <w:rFonts w:ascii="Times New Roman" w:hAnsi="Times New Roman" w:cs="Times New Roman" w:eastAsia="SimSun" w:hint="eastAsia"/>
+      <w:b w:val="0"/>
+      <w:sz w:val="21"/>
+      <w:color w:val="000000"/>
+      <w:bCs w:val="0"/>
+    </w:rPr>
+    <w:tblPr>
+      <w:tblLayout w:type="fixed"/>
+      <w:tblBorders>
+        <w:top w:val="nil" w:sz="0" w:color="000000"/>
+        <w:left w:val="nil" w:sz="0" w:color="000000"/>
+        <w:bottom w:val="nil" w:sz="0" w:color="000000"/>
+        <w:right w:val="nil" w:sz="0" w:color="000000"/>
+        <w:insideH w:val="nil" w:sz="0" w:color="000000"/>
+        <w:insideV w:val="nil" w:sz="0" w:color="000000"/>
+      </w:tblBorders>
+    </w:tblPr>
+  </w:style>
+  <w:style w:type="table" w:customStyle="1" w:styleId="YibinProposalForm">
+    <w:name w:val="YibinProposalForm"/>
+    <w:uiPriority w:val="63"/>
+    <w:qFormat/>
+    <w:rPr>
+      <w:rFonts w:ascii="Times New Roman" w:hAnsi="Times New Roman" w:cs="Times New Roman" w:eastAsia="SimSun" w:hint="eastAsia"/>
+      <w:b w:val="0"/>
+      <w:sz w:val="21"/>
+      <w:color w:val="000000"/>
+      <w:bCs w:val="0"/>
+    </w:rPr>
+    <w:tblPr>
+      <w:tblLayout w:type="fixed"/>
+      <w:tblBorders>
+        <w:top w:val="single" w:sz="4" w:color="000000"/>
+        <w:left w:val="single" w:sz="4" w:color="000000"/>
+        <w:bottom w:val="single" w:sz="4" w:color="000000"/>
+        <w:right w:val="single" w:sz="4" w:color="000000"/>
+        <w:insideH w:val="single" w:sz="4" w:color="000000"/>
+        <w:insideV w:val="single" w:sz="4" w:color="000000"/>
+      </w:tblBorders>
+    </w:tblPr>
+  </w:style>
+  <w:style w:type="table" w:customStyle="1" w:styleId="YibinReviewInfoLayout">
+    <w:name w:val="YibinReviewInfoLayout"/>
+    <w:uiPriority w:val="64"/>
+    <w:qFormat/>
+    <w:rPr>
+      <w:rFonts w:ascii="Times New Roman" w:hAnsi="Times New Roman" w:cs="Times New Roman" w:eastAsia="SimSun" w:hint="eastAsia"/>
+      <w:b w:val="0"/>
+      <w:sz w:val="21"/>
+      <w:color w:val="000000"/>
+      <w:bCs w:val="0"/>
+    </w:rPr>
+    <w:tblPr>
+      <w:tblLayout w:type="fixed"/>
+      <w:tblBorders>
+        <w:top w:val="nil" w:sz="0" w:color="000000"/>
+        <w:left w:val="nil" w:sz="0" w:color="000000"/>
+        <w:bottom w:val="nil" w:sz="0" w:color="000000"/>
         <w:right w:val="nil" w:sz="0" w:color="000000"/>
         <w:insideH w:val="nil" w:sz="0" w:color="000000"/>
         <w:insideV w:val="nil" w:sz="0" w:color="000000"/>

--- a/word/reference.docx
+++ b/word/reference.docx
@@ -12814,6 +12814,24 @@
       <w:u w:val="none"/>
     </w:rPr>
   </w:style>
+  <w:style w:type="character" w:customStyle="1" w:styleId="宜宾综述-封面标签">
+    <w:name w:val="宜宾综述-封面标签"/>
+    <w:rPr>
+      <w:rFonts w:ascii="SimHei" w:hAnsi="SimHei" w:cs="SimHei" w:eastAsia="SimHei" w:hint="eastAsia"/>
+      <w:sz w:val="36"/>
+      <w:color w:val="000000"/>
+      <w:u w:val="none"/>
+    </w:rPr>
+  </w:style>
+  <w:style w:type="character" w:customStyle="1" w:styleId="宜宾综述-封面填值">
+    <w:name w:val="宜宾综述-封面填值"/>
+    <w:rPr>
+      <w:rFonts w:ascii="Times New Roman" w:hAnsi="Times New Roman" w:cs="Times New Roman" w:eastAsia="SimSun" w:hint="eastAsia"/>
+      <w:sz w:val="32"/>
+      <w:color w:val="000000"/>
+      <w:u w:val="single"/>
+    </w:rPr>
+  </w:style>
   <w:style w:type="character" w:customStyle="1" w:styleId="DeclarationRegulationLeadLabel">
     <w:name w:val="DeclarationRegulationLeadLabel"/>
     <w:rPr>
@@ -13647,7 +13665,7 @@
       <w:keepLines/>
       <w:pageBreakBefore w:val="0"/>
       <w:widowControl/>
-      <w:spacing w:line="240" w:lineRule="auto" w:before="840" w:after="1440"/>
+      <w:spacing w:line="240" w:lineRule="auto" w:before="480" w:after="1280"/>
       <w:ind w:firstLine="0" w:firstLineChars="0"/>
       <w:jc w:val="center"/>
     </w:pPr>
@@ -13670,14 +13688,14 @@
       <w:keepLines/>
       <w:pageBreakBefore w:val="0"/>
       <w:widowControl/>
-      <w:spacing w:line="360" w:lineRule="auto" w:before="0" w:after="1560"/>
+      <w:spacing w:line="240" w:lineRule="auto" w:before="0" w:after="60"/>
       <w:ind w:firstLine="0" w:firstLineChars="0"/>
       <w:jc w:val="center"/>
     </w:pPr>
     <w:rPr>
       <w:rFonts w:ascii="Times New Roman" w:hAnsi="Times New Roman" w:cs="Times New Roman" w:eastAsia="SimHei" w:hint="eastAsia"/>
       <w:b w:val="1"/>
-      <w:sz w:val="36"/>
+      <w:sz w:val="32"/>
       <w:color w:val="000000"/>
       <w:bCs w:val="1"/>
     </w:rPr>
@@ -13735,20 +13753,375 @@
     <w:uiPriority w:val="61"/>
     <w:qFormat/>
     <w:pPr>
+      <w:pageBreakBefore w:val="0"/>
+      <w:widowControl/>
+      <w:spacing w:line="240" w:lineRule="auto" w:before="960" w:after="0"/>
+      <w:ind w:firstLine="0" w:firstLineChars="0"/>
+      <w:jc w:val="center"/>
+    </w:pPr>
+    <w:rPr>
+      <w:rFonts w:ascii="Times New Roman" w:hAnsi="Times New Roman" w:cs="Times New Roman" w:eastAsia="SimSun" w:hint="eastAsia"/>
+      <w:b w:val="1"/>
+      <w:sz w:val="30"/>
+      <w:color w:val="000000"/>
+      <w:bCs w:val="1"/>
+    </w:rPr>
+  </w:style>
+  <w:style w:type="paragraph" w:customStyle="1" w:styleId="宜宾综述-封面填写行">
+    <w:name w:val="宜宾综述-封面填写行"/>
+    <w:basedOn w:val="Normal"/>
+    <w:uiPriority w:val="65"/>
+    <w:qFormat/>
+    <w:pPr>
       <w:keepNext/>
       <w:keepLines/>
       <w:pageBreakBefore w:val="0"/>
       <w:widowControl/>
-      <w:spacing w:line="240" w:lineRule="auto" w:before="0" w:after="0"/>
+      <w:spacing w:line="480" w:lineRule="auto" w:before="0" w:after="0"/>
+      <w:ind w:firstLine="0" w:firstLineChars="0"/>
+      <w:jc w:val="left"/>
+    </w:pPr>
+    <w:rPr>
+      <w:rFonts w:ascii="Times New Roman" w:hAnsi="Times New Roman" w:cs="Times New Roman" w:eastAsia="SimHei" w:hint="eastAsia"/>
+      <w:b w:val="1"/>
+      <w:sz w:val="36"/>
+      <w:color w:val="000000"/>
+      <w:bCs w:val="1"/>
+    </w:rPr>
+  </w:style>
+  <w:style w:type="paragraph" w:customStyle="1" w:styleId="宜宾综述-作者">
+    <w:name w:val="宜宾综述-作者"/>
+    <w:basedOn w:val="Normal"/>
+    <w:uiPriority w:val="66"/>
+    <w:qFormat/>
+    <w:pPr>
+      <w:keepNext/>
+      <w:keepLines/>
+      <w:pageBreakBefore w:val="0"/>
+      <w:widowControl/>
+      <w:spacing w:line="360" w:lineRule="auto" w:before="0" w:after="0"/>
       <w:ind w:firstLine="0" w:firstLineChars="0"/>
       <w:jc w:val="center"/>
     </w:pPr>
     <w:rPr>
-      <w:rFonts w:ascii="Times New Roman" w:hAnsi="Times New Roman" w:cs="Times New Roman" w:eastAsia="SimSun" w:hint="eastAsia"/>
+      <w:rFonts w:ascii="Times New Roman" w:hAnsi="Times New Roman" w:cs="Times New Roman" w:eastAsia="SimHei" w:hint="eastAsia"/>
+      <w:b w:val="0"/>
+      <w:sz w:val="24"/>
+      <w:color w:val="000000"/>
+      <w:bCs w:val="0"/>
+    </w:rPr>
+  </w:style>
+  <w:style w:type="paragraph" w:customStyle="1" w:styleId="宜宾综述-作者单位">
+    <w:name w:val="宜宾综述-作者单位"/>
+    <w:basedOn w:val="Normal"/>
+    <w:uiPriority w:val="67"/>
+    <w:qFormat/>
+    <w:pPr>
+      <w:keepNext/>
+      <w:keepLines/>
+      <w:pageBreakBefore w:val="0"/>
+      <w:widowControl/>
+      <w:spacing w:line="360" w:lineRule="auto" w:before="0" w:after="60"/>
+      <w:ind w:firstLine="0" w:firstLineChars="0"/>
+      <w:jc w:val="center"/>
+    </w:pPr>
+    <w:rPr>
+      <w:rFonts w:ascii="Times New Roman" w:hAnsi="Times New Roman" w:cs="Times New Roman" w:eastAsia="SimHei" w:hint="eastAsia"/>
+      <w:b w:val="0"/>
+      <w:sz w:val="24"/>
+      <w:color w:val="000000"/>
+      <w:bCs w:val="0"/>
+    </w:rPr>
+  </w:style>
+  <w:style w:type="paragraph" w:customStyle="1" w:styleId="宜宾综述-中文摘要标题">
+    <w:name w:val="宜宾综述-中文摘要标题"/>
+    <w:basedOn w:val="Normal"/>
+    <w:next w:val="宜宾综述-中文摘要正文"/>
+    <w:uiPriority w:val="68"/>
+    <w:qFormat/>
+    <w:pPr>
+      <w:keepNext/>
+      <w:keepLines/>
+      <w:pageBreakBefore w:val="0"/>
+      <w:widowControl/>
+      <w:spacing w:line="240" w:lineRule="auto" w:before="0" w:after="60"/>
+      <w:ind w:firstLine="0" w:firstLineChars="0"/>
+      <w:jc w:val="center"/>
+    </w:pPr>
+    <w:rPr>
+      <w:rFonts w:ascii="Times New Roman" w:hAnsi="Times New Roman" w:cs="Times New Roman" w:eastAsia="SimHei" w:hint="eastAsia"/>
       <w:b w:val="1"/>
       <w:sz w:val="32"/>
       <w:color w:val="000000"/>
       <w:bCs w:val="1"/>
+    </w:rPr>
+  </w:style>
+  <w:style w:type="paragraph" w:customStyle="1" w:styleId="宜宾综述-英文摘要标题">
+    <w:name w:val="宜宾综述-英文摘要标题"/>
+    <w:basedOn w:val="Normal"/>
+    <w:next w:val="宜宾综述-英文摘要正文"/>
+    <w:uiPriority w:val="69"/>
+    <w:qFormat/>
+    <w:pPr>
+      <w:keepNext/>
+      <w:keepLines/>
+      <w:pageBreakBefore w:val="0"/>
+      <w:widowControl/>
+      <w:spacing w:line="240" w:lineRule="auto" w:before="120" w:after="60"/>
+      <w:ind w:firstLine="0" w:firstLineChars="0"/>
+      <w:jc w:val="center"/>
+    </w:pPr>
+    <w:rPr>
+      <w:rFonts w:ascii="Times New Roman" w:hAnsi="Times New Roman" w:cs="Times New Roman" w:eastAsia="Times New Roman" w:hint="eastAsia"/>
+      <w:b w:val="1"/>
+      <w:sz w:val="32"/>
+      <w:color w:val="000000"/>
+      <w:bCs w:val="1"/>
+    </w:rPr>
+  </w:style>
+  <w:style w:type="paragraph" w:customStyle="1" w:styleId="宜宾综述-中文摘要正文">
+    <w:name w:val="宜宾综述-中文摘要正文"/>
+    <w:basedOn w:val="Normal"/>
+    <w:uiPriority w:val="70"/>
+    <w:qFormat/>
+    <w:pPr>
+      <w:keepNext/>
+      <w:keepLines/>
+      <w:pageBreakBefore w:val="0"/>
+      <w:widowControl/>
+      <w:spacing w:line="360" w:lineRule="auto" w:before="0" w:after="0"/>
+      <w:ind w:firstLine="480" w:firstLineChars="200"/>
+      <w:jc w:val="both"/>
+    </w:pPr>
+    <w:rPr>
+      <w:rFonts w:ascii="Times New Roman" w:hAnsi="Times New Roman" w:cs="Times New Roman" w:eastAsia="SimSun" w:hint="eastAsia"/>
+      <w:b w:val="0"/>
+      <w:sz w:val="24"/>
+      <w:color w:val="000000"/>
+      <w:bCs w:val="0"/>
+    </w:rPr>
+  </w:style>
+  <w:style w:type="paragraph" w:customStyle="1" w:styleId="宜宾综述-英文摘要正文">
+    <w:name w:val="宜宾综述-英文摘要正文"/>
+    <w:basedOn w:val="Normal"/>
+    <w:uiPriority w:val="71"/>
+    <w:qFormat/>
+    <w:pPr>
+      <w:keepNext/>
+      <w:keepLines/>
+      <w:pageBreakBefore w:val="0"/>
+      <w:widowControl/>
+      <w:spacing w:line="360" w:lineRule="auto" w:before="0" w:after="0"/>
+      <w:ind w:firstLine="0" w:firstLineChars="0"/>
+      <w:jc w:val="both"/>
+    </w:pPr>
+    <w:rPr>
+      <w:rFonts w:ascii="Times New Roman" w:hAnsi="Times New Roman" w:cs="Times New Roman" w:eastAsia="Times New Roman" w:hint="eastAsia"/>
+      <w:b w:val="0"/>
+      <w:sz w:val="24"/>
+      <w:color w:val="000000"/>
+      <w:bCs w:val="0"/>
+    </w:rPr>
+  </w:style>
+  <w:style w:type="paragraph" w:customStyle="1" w:styleId="宜宾综述-中文关键词">
+    <w:name w:val="宜宾综述-中文关键词"/>
+    <w:basedOn w:val="Normal"/>
+    <w:uiPriority w:val="72"/>
+    <w:qFormat/>
+    <w:pPr>
+      <w:keepNext/>
+      <w:keepLines/>
+      <w:pageBreakBefore w:val="0"/>
+      <w:widowControl/>
+      <w:spacing w:line="360" w:lineRule="auto" w:before="0" w:after="0"/>
+      <w:ind w:firstLine="0" w:firstLineChars="0"/>
+      <w:jc w:val="left"/>
+    </w:pPr>
+    <w:rPr>
+      <w:rFonts w:ascii="Times New Roman" w:hAnsi="Times New Roman" w:cs="Times New Roman" w:eastAsia="SimSun" w:hint="eastAsia"/>
+      <w:b w:val="0"/>
+      <w:sz w:val="24"/>
+      <w:color w:val="000000"/>
+      <w:bCs w:val="0"/>
+    </w:rPr>
+  </w:style>
+  <w:style w:type="paragraph" w:customStyle="1" w:styleId="宜宾综述-英文关键词">
+    <w:name w:val="宜宾综述-英文关键词"/>
+    <w:basedOn w:val="Normal"/>
+    <w:uiPriority w:val="73"/>
+    <w:qFormat/>
+    <w:pPr>
+      <w:pageBreakBefore w:val="0"/>
+      <w:widowControl/>
+      <w:spacing w:line="360" w:lineRule="auto" w:before="0" w:after="0"/>
+      <w:ind w:firstLine="0" w:firstLineChars="0"/>
+      <w:jc w:val="left"/>
+    </w:pPr>
+    <w:rPr>
+      <w:rFonts w:ascii="Times New Roman" w:hAnsi="Times New Roman" w:cs="Times New Roman" w:eastAsia="Times New Roman" w:hint="eastAsia"/>
+      <w:b w:val="0"/>
+      <w:sz w:val="24"/>
+      <w:color w:val="000000"/>
+      <w:bCs w:val="0"/>
+    </w:rPr>
+  </w:style>
+  <w:style w:type="paragraph" w:customStyle="1" w:styleId="宜宾综述-正文">
+    <w:name w:val="宜宾综述-正文"/>
+    <w:basedOn w:val="Normal"/>
+    <w:uiPriority w:val="74"/>
+    <w:qFormat/>
+    <w:pPr>
+      <w:pageBreakBefore w:val="0"/>
+      <w:widowControl/>
+      <w:spacing w:line="360" w:lineRule="auto" w:before="0" w:after="0"/>
+      <w:ind w:firstLine="480" w:firstLineChars="200"/>
+      <w:jc w:val="both"/>
+    </w:pPr>
+    <w:rPr>
+      <w:rFonts w:ascii="Times New Roman" w:hAnsi="Times New Roman" w:cs="Times New Roman" w:eastAsia="SimSun" w:hint="eastAsia"/>
+      <w:b w:val="0"/>
+      <w:sz w:val="24"/>
+      <w:color w:val="000000"/>
+      <w:bCs w:val="0"/>
+    </w:rPr>
+  </w:style>
+  <w:style w:type="paragraph" w:customStyle="1" w:styleId="宜宾综述-一级标题">
+    <w:name w:val="宜宾综述-一级标题"/>
+    <w:basedOn w:val="Normal"/>
+    <w:next w:val="宜宾综述-正文"/>
+    <w:uiPriority w:val="75"/>
+    <w:qFormat/>
+    <w:pPr>
+      <w:keepNext/>
+      <w:keepLines/>
+      <w:pageBreakBefore w:val="0"/>
+      <w:widowControl/>
+      <w:spacing w:line="360" w:lineRule="auto" w:before="240" w:after="120"/>
+      <w:ind w:firstLine="480" w:firstLineChars="200"/>
+      <w:jc w:val="left"/>
+      <w:outlineLvl w:val="0"/>
+    </w:pPr>
+    <w:rPr>
+      <w:rFonts w:ascii="Times New Roman" w:hAnsi="Times New Roman" w:cs="Times New Roman" w:eastAsia="SimHei" w:hint="eastAsia"/>
+      <w:b w:val="1"/>
+      <w:sz w:val="32"/>
+      <w:color w:val="000000"/>
+      <w:bCs w:val="1"/>
+    </w:rPr>
+  </w:style>
+  <w:style w:type="paragraph" w:customStyle="1" w:styleId="宜宾综述-二级标题">
+    <w:name w:val="宜宾综述-二级标题"/>
+    <w:basedOn w:val="Normal"/>
+    <w:next w:val="宜宾综述-正文"/>
+    <w:uiPriority w:val="76"/>
+    <w:qFormat/>
+    <w:pPr>
+      <w:keepNext/>
+      <w:keepLines/>
+      <w:pageBreakBefore w:val="0"/>
+      <w:widowControl/>
+      <w:spacing w:line="360" w:lineRule="auto" w:before="180" w:after="120"/>
+      <w:ind w:firstLine="480" w:firstLineChars="200"/>
+      <w:jc w:val="left"/>
+      <w:outlineLvl w:val="1"/>
+    </w:pPr>
+    <w:rPr>
+      <w:rFonts w:ascii="Times New Roman" w:hAnsi="Times New Roman" w:cs="Times New Roman" w:eastAsia="KaiTi" w:hint="eastAsia"/>
+      <w:b w:val="1"/>
+      <w:sz w:val="30"/>
+      <w:color w:val="000000"/>
+      <w:bCs w:val="1"/>
+    </w:rPr>
+  </w:style>
+  <w:style w:type="paragraph" w:customStyle="1" w:styleId="宜宾综述-三级标题">
+    <w:name w:val="宜宾综述-三级标题"/>
+    <w:basedOn w:val="Normal"/>
+    <w:next w:val="宜宾综述-正文"/>
+    <w:uiPriority w:val="77"/>
+    <w:qFormat/>
+    <w:pPr>
+      <w:keepNext/>
+      <w:keepLines/>
+      <w:pageBreakBefore w:val="0"/>
+      <w:widowControl/>
+      <w:spacing w:line="360" w:lineRule="auto" w:before="120" w:after="60"/>
+      <w:ind w:firstLine="480" w:firstLineChars="200"/>
+      <w:jc w:val="left"/>
+      <w:outlineLvl w:val="2"/>
+    </w:pPr>
+    <w:rPr>
+      <w:rFonts w:ascii="Times New Roman" w:hAnsi="Times New Roman" w:cs="Times New Roman" w:eastAsia="SimSun" w:hint="eastAsia"/>
+      <w:b w:val="1"/>
+      <w:sz w:val="28"/>
+      <w:color w:val="000000"/>
+      <w:bCs w:val="1"/>
+    </w:rPr>
+  </w:style>
+  <w:style w:type="paragraph" w:customStyle="1" w:styleId="宜宾综述-四级标题">
+    <w:name w:val="宜宾综述-四级标题"/>
+    <w:basedOn w:val="Normal"/>
+    <w:next w:val="宜宾综述-正文"/>
+    <w:uiPriority w:val="78"/>
+    <w:qFormat/>
+    <w:pPr>
+      <w:keepNext/>
+      <w:keepLines/>
+      <w:pageBreakBefore w:val="0"/>
+      <w:widowControl/>
+      <w:spacing w:line="360" w:lineRule="auto" w:before="120" w:after="60"/>
+      <w:ind w:firstLine="480" w:firstLineChars="200"/>
+      <w:jc w:val="left"/>
+      <w:outlineLvl w:val="3"/>
+    </w:pPr>
+    <w:rPr>
+      <w:rFonts w:ascii="Times New Roman" w:hAnsi="Times New Roman" w:cs="Times New Roman" w:eastAsia="SimSun" w:hint="eastAsia"/>
+      <w:b w:val="1"/>
+      <w:sz w:val="28"/>
+      <w:color w:val="000000"/>
+      <w:bCs w:val="1"/>
+    </w:rPr>
+  </w:style>
+  <w:style w:type="paragraph" w:customStyle="1" w:styleId="宜宾综述-无编号标题">
+    <w:name w:val="宜宾综述-无编号标题"/>
+    <w:basedOn w:val="Normal"/>
+    <w:uiPriority w:val="79"/>
+    <w:qFormat/>
+    <w:pPr>
+      <w:keepNext/>
+      <w:keepLines/>
+      <w:pageBreakBefore w:val="0"/>
+      <w:widowControl/>
+      <w:spacing w:line="360" w:lineRule="auto" w:before="0" w:after="240"/>
+      <w:ind w:firstLine="0" w:firstLineChars="0"/>
+      <w:jc w:val="center"/>
+      <w:outlineLvl w:val="0"/>
+    </w:pPr>
+    <w:rPr>
+      <w:rFonts w:ascii="Times New Roman" w:hAnsi="Times New Roman" w:cs="Times New Roman" w:eastAsia="SimHei" w:hint="eastAsia"/>
+      <w:b w:val="1"/>
+      <w:sz w:val="32"/>
+      <w:color w:val="000000"/>
+      <w:bCs w:val="1"/>
+    </w:rPr>
+  </w:style>
+  <w:style w:type="paragraph" w:customStyle="1" w:styleId="宜宾综述-参考文献">
+    <w:name w:val="宜宾综述-参考文献"/>
+    <w:basedOn w:val="Normal"/>
+    <w:uiPriority w:val="80"/>
+    <w:qFormat/>
+    <w:pPr>
+      <w:pageBreakBefore w:val="0"/>
+      <w:widowControl/>
+      <w:spacing w:line="240" w:lineRule="auto" w:before="0" w:after="0"/>
+      <w:ind w:firstLine="0" w:firstLineChars="0"/>
+      <w:jc w:val="both"/>
+    </w:pPr>
+    <w:rPr>
+      <w:rFonts w:ascii="Times New Roman" w:hAnsi="Times New Roman" w:cs="Times New Roman" w:eastAsia="SimSun" w:hint="eastAsia"/>
+      <w:b w:val="0"/>
+      <w:sz w:val="21"/>
+      <w:color w:val="000000"/>
+      <w:bCs w:val="0"/>
     </w:rPr>
   </w:style>
   <w:style w:type="character" w:customStyle="1" w:styleId="宜宾论文-文献上标">

--- a/word/reference.docx
+++ b/word/reference.docx
@@ -13574,7 +13574,7 @@
     <w:pPr>
       <w:pageBreakBefore w:val="0"/>
       <w:widowControl/>
-      <w:spacing w:line="360" w:lineRule="auto" w:before="0" w:after="0"/>
+      <w:spacing w:line="240" w:lineRule="auto" w:before="0" w:after="0"/>
       <w:ind w:firstLine="480" w:firstLineChars="200"/>
       <w:jc w:val="both"/>
     </w:pPr>
@@ -13582,6 +13582,186 @@
       <w:rFonts w:ascii="Times New Roman" w:hAnsi="Times New Roman" w:cs="Times New Roman" w:eastAsia="SimSun" w:hint="eastAsia"/>
       <w:b w:val="0"/>
       <w:sz w:val="24"/>
+      <w:color w:val="000000"/>
+      <w:bCs w:val="0"/>
+    </w:rPr>
+  </w:style>
+  <w:style w:type="paragraph" w:customStyle="1" w:styleId="宜宾开题-一级标题">
+    <w:name w:val="宜宾开题-一级标题"/>
+    <w:basedOn w:val="Normal"/>
+    <w:next w:val="宜宾开题-正文"/>
+    <w:uiPriority w:val="81"/>
+    <w:qFormat/>
+    <w:pPr>
+      <w:keepNext/>
+      <w:keepLines/>
+      <w:pageBreakBefore/>
+      <w:widowControl/>
+      <w:spacing w:line="240" w:lineRule="auto" w:before="0" w:after="0"/>
+      <w:ind w:firstLine="480" w:firstLineChars="200"/>
+      <w:jc w:val="left"/>
+      <w:outlineLvl w:val="0"/>
+    </w:pPr>
+    <w:rPr>
+      <w:rFonts w:ascii="Times New Roman" w:hAnsi="Times New Roman" w:cs="Times New Roman" w:eastAsia="SimHei" w:hint="eastAsia"/>
+      <w:b w:val="1"/>
+      <w:sz w:val="24"/>
+      <w:color w:val="000000"/>
+      <w:bCs w:val="1"/>
+    </w:rPr>
+  </w:style>
+  <w:style w:type="paragraph" w:customStyle="1" w:styleId="宜宾开题-二级标题">
+    <w:name w:val="宜宾开题-二级标题"/>
+    <w:basedOn w:val="Normal"/>
+    <w:next w:val="宜宾开题-正文"/>
+    <w:uiPriority w:val="82"/>
+    <w:qFormat/>
+    <w:pPr>
+      <w:keepNext/>
+      <w:keepLines/>
+      <w:pageBreakBefore w:val="0"/>
+      <w:widowControl/>
+      <w:spacing w:line="240" w:lineRule="auto" w:before="0" w:after="0"/>
+      <w:ind w:firstLine="480" w:firstLineChars="200"/>
+      <w:jc w:val="left"/>
+      <w:outlineLvl w:val="1"/>
+    </w:pPr>
+    <w:rPr>
+      <w:rFonts w:ascii="Times New Roman" w:hAnsi="Times New Roman" w:cs="Times New Roman" w:eastAsia="KaiTi" w:hint="eastAsia"/>
+      <w:b w:val="1"/>
+      <w:sz w:val="24"/>
+      <w:color w:val="000000"/>
+      <w:bCs w:val="1"/>
+    </w:rPr>
+  </w:style>
+  <w:style w:type="paragraph" w:customStyle="1" w:styleId="宜宾开题-三级标题">
+    <w:name w:val="宜宾开题-三级标题"/>
+    <w:basedOn w:val="Normal"/>
+    <w:next w:val="宜宾开题-正文"/>
+    <w:uiPriority w:val="83"/>
+    <w:qFormat/>
+    <w:pPr>
+      <w:keepNext/>
+      <w:keepLines/>
+      <w:pageBreakBefore w:val="0"/>
+      <w:widowControl/>
+      <w:spacing w:line="240" w:lineRule="auto" w:before="0" w:after="0"/>
+      <w:ind w:firstLine="480" w:firstLineChars="200"/>
+      <w:jc w:val="left"/>
+      <w:outlineLvl w:val="2"/>
+    </w:pPr>
+    <w:rPr>
+      <w:rFonts w:ascii="Times New Roman" w:hAnsi="Times New Roman" w:cs="Times New Roman" w:eastAsia="SimSun" w:hint="eastAsia"/>
+      <w:b w:val="1"/>
+      <w:sz w:val="24"/>
+      <w:color w:val="000000"/>
+      <w:bCs w:val="1"/>
+    </w:rPr>
+  </w:style>
+  <w:style w:type="paragraph" w:customStyle="1" w:styleId="宜宾开题-四级标题">
+    <w:name w:val="宜宾开题-四级标题"/>
+    <w:basedOn w:val="Normal"/>
+    <w:next w:val="宜宾开题-正文"/>
+    <w:uiPriority w:val="84"/>
+    <w:qFormat/>
+    <w:pPr>
+      <w:keepNext/>
+      <w:keepLines/>
+      <w:pageBreakBefore w:val="0"/>
+      <w:widowControl/>
+      <w:spacing w:line="240" w:lineRule="auto" w:before="0" w:after="0"/>
+      <w:ind w:firstLine="480" w:firstLineChars="200"/>
+      <w:jc w:val="left"/>
+      <w:outlineLvl w:val="3"/>
+    </w:pPr>
+    <w:rPr>
+      <w:rFonts w:ascii="Times New Roman" w:hAnsi="Times New Roman" w:cs="Times New Roman" w:eastAsia="SimSun" w:hint="eastAsia"/>
+      <w:b w:val="1"/>
+      <w:sz w:val="24"/>
+      <w:color w:val="000000"/>
+      <w:bCs w:val="1"/>
+    </w:rPr>
+  </w:style>
+  <w:style w:type="paragraph" w:customStyle="1" w:styleId="宜宾开题-插图">
+    <w:name w:val="宜宾开题-插图"/>
+    <w:basedOn w:val="Normal"/>
+    <w:uiPriority w:val="85"/>
+    <w:qFormat/>
+    <w:pPr>
+      <w:keepNext/>
+      <w:keepLines/>
+      <w:pageBreakBefore w:val="0"/>
+      <w:widowControl/>
+      <w:spacing w:line="240" w:lineRule="auto" w:before="0" w:after="0"/>
+      <w:ind w:firstLine="0" w:firstLineChars="0"/>
+      <w:jc w:val="center"/>
+    </w:pPr>
+    <w:rPr>
+      <w:rFonts w:ascii="Times New Roman" w:hAnsi="Times New Roman" w:cs="Times New Roman" w:eastAsia="SimSun" w:hint="eastAsia"/>
+      <w:b w:val="0"/>
+      <w:sz w:val="24"/>
+      <w:color w:val="000000"/>
+      <w:bCs w:val="0"/>
+    </w:rPr>
+  </w:style>
+  <w:style w:type="paragraph" w:customStyle="1" w:styleId="宜宾开题-图题">
+    <w:name w:val="宜宾开题-图题"/>
+    <w:basedOn w:val="Normal"/>
+    <w:uiPriority w:val="86"/>
+    <w:qFormat/>
+    <w:pPr>
+      <w:pageBreakBefore w:val="0"/>
+      <w:widowControl/>
+      <w:spacing w:line="240" w:lineRule="auto" w:before="60" w:after="60"/>
+      <w:ind w:firstLine="0" w:firstLineChars="0"/>
+      <w:jc w:val="center"/>
+    </w:pPr>
+    <w:rPr>
+      <w:rFonts w:ascii="Times New Roman" w:hAnsi="Times New Roman" w:cs="Times New Roman" w:eastAsia="SimSun" w:hint="eastAsia"/>
+      <w:b w:val="0"/>
+      <w:sz w:val="21"/>
+      <w:color w:val="000000"/>
+      <w:bCs w:val="0"/>
+    </w:rPr>
+  </w:style>
+  <w:style w:type="paragraph" w:customStyle="1" w:styleId="宜宾开题-表题">
+    <w:name w:val="宜宾开题-表题"/>
+    <w:basedOn w:val="Normal"/>
+    <w:uiPriority w:val="87"/>
+    <w:qFormat/>
+    <w:pPr>
+      <w:keepNext/>
+      <w:keepLines/>
+      <w:pageBreakBefore w:val="0"/>
+      <w:widowControl/>
+      <w:spacing w:line="240" w:lineRule="auto" w:before="60" w:after="60"/>
+      <w:ind w:firstLine="0" w:firstLineChars="0"/>
+      <w:jc w:val="center"/>
+    </w:pPr>
+    <w:rPr>
+      <w:rFonts w:ascii="Times New Roman" w:hAnsi="Times New Roman" w:cs="Times New Roman" w:eastAsia="SimSun" w:hint="eastAsia"/>
+      <w:b w:val="0"/>
+      <w:sz w:val="21"/>
+      <w:color w:val="000000"/>
+      <w:bCs w:val="0"/>
+    </w:rPr>
+  </w:style>
+  <w:style w:type="paragraph" w:customStyle="1" w:styleId="宜宾开题-参考文献">
+    <w:name w:val="宜宾开题-参考文献"/>
+    <w:basedOn w:val="Normal"/>
+    <w:uiPriority w:val="88"/>
+    <w:qFormat/>
+    <w:pPr>
+      <w:pageBreakBefore w:val="0"/>
+      <w:widowControl/>
+      <w:spacing w:line="240" w:lineRule="auto" w:before="0" w:after="0"/>
+      <w:ind w:firstLineChars="0" w:left="420" w:hanging="420"/>
+      <w:jc w:val="both"/>
+    </w:pPr>
+    <w:rPr>
+      <w:rFonts w:ascii="Times New Roman" w:hAnsi="Times New Roman" w:cs="Times New Roman" w:eastAsia="SimSun" w:hint="eastAsia"/>
+      <w:b w:val="0"/>
+      <w:sz w:val="21"/>
       <w:color w:val="000000"/>
       <w:bCs w:val="0"/>
     </w:rPr>
@@ -13597,7 +13777,7 @@
       <w:keepLines/>
       <w:pageBreakBefore w:val="0"/>
       <w:widowControl/>
-      <w:spacing w:line="360" w:lineRule="auto" w:before="0" w:after="0"/>
+      <w:spacing w:line="240" w:lineRule="auto" w:before="0" w:after="0"/>
       <w:ind w:firstLine="0" w:firstLineChars="0"/>
       <w:jc w:val="left"/>
     </w:pPr>
@@ -13620,7 +13800,7 @@
       <w:keepLines/>
       <w:pageBreakBefore w:val="0"/>
       <w:widowControl/>
-      <w:spacing w:line="360" w:lineRule="auto" w:before="180" w:after="120"/>
+      <w:spacing w:line="240" w:lineRule="auto" w:before="180" w:after="120"/>
       <w:ind w:firstLine="480" w:firstLineChars="200"/>
       <w:jc w:val="left"/>
     </w:pPr>
@@ -13642,7 +13822,7 @@
       <w:keepLines/>
       <w:pageBreakBefore w:val="0"/>
       <w:widowControl/>
-      <w:spacing w:line="360" w:lineRule="auto" w:before="0" w:after="0"/>
+      <w:spacing w:line="240" w:lineRule="auto" w:before="0" w:after="0"/>
       <w:ind w:firstLine="0" w:firstLineChars="0"/>
       <w:jc w:val="right"/>
     </w:pPr>
@@ -14133,6 +14313,20 @@
       <w:rFonts w:ascii="Times New Roman" w:hAnsi="Times New Roman" w:cs="Times New Roman" w:eastAsia="SimSun" w:hint="eastAsia"/>
       <w:b w:val="0"/>
       <w:sz w:val="18"/>
+      <w:color w:val="000000"/>
+      <w:bCs w:val="0"/>
+      <w:vertAlign w:val="superscript"/>
+    </w:rPr>
+  </w:style>
+  <w:style w:type="character" w:customStyle="1" w:styleId="宜宾开题-文献上标">
+    <w:name w:val="宜宾开题-文献上标"/>
+    <w:basedOn w:val="DefaultParagraphFont"/>
+    <w:uiPriority w:val="89"/>
+    <w:qFormat/>
+    <w:rPr>
+      <w:rFonts w:ascii="Times New Roman" w:hAnsi="Times New Roman" w:cs="Times New Roman" w:eastAsia="SimSun" w:hint="eastAsia"/>
+      <w:b w:val="0"/>
+      <w:sz w:val="24"/>
       <w:color w:val="000000"/>
       <w:bCs w:val="0"/>
       <w:vertAlign w:val="superscript"/>
